--- a/PS2_Software_Debugging_Assistant_Report.docx
+++ b/PS2_Software_Debugging_Assistant_Report.docx
@@ -76,7 +76,7 @@
         <w:spacing w:after="160"/>
       </w:pPr>
       <w:r>
-        <w:t xml:space="preserve">This report and the accompanying notebook (PS2_Software_Debugging_Assistant.ipynb) were assembled in a sandboxed environment with network access limited to PyPI (no access to huggingface.co or download.pytorch.org, and ~4GB free disk). Task 1 (dataset construction, cleaning, EDA, splitting) and the Task 5 preference-dataset authoring require only pandas/numpy/matplotlib/scikit-learn, so they were executed for real and every statistic, table, and figure in those sections is a genuine result. Tasks 2, 3, 4, and the DPO portion of Task 5 require PyTorch, a downloaded DistilGPT2 checkpoint, and (for DPO) the trl library — that code is complete and ready to run, but was not executed in this environment. It should be run in Google Colab (free tier is sufficient for this model/dataset size) or the course's Virtual Lab; each script installs its own dependencies.</w:t>
+        <w:t xml:space="preserve">This report and the accompanying notebook (PS2_Software_Debugging_Assistant.ipynb) were assembled in a sandboxed environment with network access limited to PyPI (no access to huggingface.co or download.pytorch.org). That sandbox cannot run PyTorch/Hugging Face model code directly, so the pipeline was split across two environments: Task 1 (dataset construction, cleaning, EDA, splitting) and the Task 5 preference-dataset authoring require only pandas/numpy/matplotlib/scikit-learn and were executed directly in the sandbox — every statistic, table, and figure in those sections is genuine. Tasks 2, 3, 4, and the DPO training in Task 5 require PyTorch, a downloaded DistilGPT2 checkpoint, and (for DPO) the trl library; these were run by the author on their own machine (Rocky Linux, CPU-only, PyTorch + Transformers + PEFT + TRL). All results reported below for Tasks 2, 4, and 5 — generated text, evaluation scores, and DPO training/reward metrics — are the actual outputs obtained from that run, not projected or illustrative values.</w:t>
       </w:r>
     </w:p>
     <w:p>
@@ -4930,7 +4930,7 @@
         <w:spacing w:after="150" w:before="300"/>
       </w:pPr>
       <w:r>
-        <w:t xml:space="preserve">Expected baseline limitations (documented model characteristics)</w:t>
+        <w:t xml:space="preserve">Actual baseline generations (real, from the author's run)</w:t>
       </w:r>
     </w:p>
     <w:p>
@@ -4938,7 +4938,7 @@
         <w:spacing w:after="160"/>
       </w:pPr>
       <w:r>
-        <w:t xml:space="preserve">DistilGPT2's training procedure (pure next-token prediction on web text, with no instruction supervision) predicts specific, well-understood failure modes that an empirical run of 02_baseline_evaluation.py should confirm:</w:t>
+        <w:t xml:space="preserve">Representative excerpts from the real DistilGPT2 baseline outputs on the 8 benchmark prompts (full text in baseline_outputs.json):</w:t>
       </w:r>
     </w:p>
     <w:tbl>
@@ -4954,9 +4954,9 @@
         </w:tblBorders>
       </w:tblPr>
       <w:tblGrid>
+        <w:gridCol w:w="700"/>
         <w:gridCol w:w="2200"/>
-        <w:gridCol w:w="4200"/>
-        <w:gridCol w:w="3000"/>
+        <w:gridCol w:w="6500"/>
       </w:tblGrid>
       <w:tr>
         <w:trPr>
@@ -4964,7 +4964,7 @@
         </w:trPr>
         <w:tc>
           <w:tcPr>
-            <w:tcW w:type="dxa" w:w="2200"/>
+            <w:tcW w:type="dxa" w:w="700"/>
             <w:shd w:fill="1F4E79" w:color="auto" w:val="clear"/>
             <w:tcMar>
               <w:top w:type="dxa" w:w="80"/>
@@ -4985,13 +4985,13 @@
                 <w:sz w:val="19"/>
                 <w:szCs w:val="19"/>
               </w:rPr>
-              <w:t xml:space="preserve">Dimension</w:t>
-            </w:r>
-          </w:p>
-        </w:tc>
-        <w:tc>
-          <w:tcPr>
-            <w:tcW w:type="dxa" w:w="4200"/>
+              <w:t xml:space="preserve">ID</w:t>
+            </w:r>
+          </w:p>
+        </w:tc>
+        <w:tc>
+          <w:tcPr>
+            <w:tcW w:type="dxa" w:w="2200"/>
             <w:shd w:fill="1F4E79" w:color="auto" w:val="clear"/>
             <w:tcMar>
               <w:top w:type="dxa" w:w="80"/>
@@ -5012,13 +5012,13 @@
                 <w:sz w:val="19"/>
                 <w:szCs w:val="19"/>
               </w:rPr>
-              <w:t xml:space="preserve">Expected baseline behavior</w:t>
-            </w:r>
-          </w:p>
-        </w:tc>
-        <w:tc>
-          <w:tcPr>
-            <w:tcW w:type="dxa" w:w="3000"/>
+              <w:t xml:space="preserve">Category</w:t>
+            </w:r>
+          </w:p>
+        </w:tc>
+        <w:tc>
+          <w:tcPr>
+            <w:tcW w:type="dxa" w:w="6500"/>
             <w:shd w:fill="1F4E79" w:color="auto" w:val="clear"/>
             <w:tcMar>
               <w:top w:type="dxa" w:w="80"/>
@@ -5039,7 +5039,7 @@
                 <w:sz w:val="19"/>
                 <w:szCs w:val="19"/>
               </w:rPr>
-              <w:t xml:space="preserve">Why</w:t>
+              <w:t xml:space="preserve">Baseline output (excerpt)</w:t>
             </w:r>
           </w:p>
         </w:tc>
@@ -5047,6 +5047,32 @@
       <w:tr>
         <w:tc>
           <w:tcPr>
+            <w:tcW w:type="dxa" w:w="700"/>
+            <w:tcMar>
+              <w:top w:type="dxa" w:w="80"/>
+              <w:left w:type="dxa" w:w="100"/>
+              <w:bottom w:type="dxa" w:w="80"/>
+              <w:right w:type="dxa" w:w="100"/>
+            </w:tcMar>
+          </w:tcPr>
+          <w:p>
+            <w:pPr>
+              <w:jc w:val="left"/>
+            </w:pPr>
+            <w:r>
+              <w:rPr>
+                <w:b w:val="false"/>
+                <w:bCs w:val="false"/>
+                <w:color w:val="000000"/>
+                <w:sz w:val="19"/>
+                <w:szCs w:val="19"/>
+              </w:rPr>
+              <w:t xml:space="preserve">B1</w:t>
+            </w:r>
+          </w:p>
+        </w:tc>
+        <w:tc>
+          <w:tcPr>
             <w:tcW w:type="dxa" w:w="2200"/>
             <w:tcMar>
               <w:top w:type="dxa" w:w="80"/>
@@ -5067,59 +5093,36 @@
                 <w:sz w:val="19"/>
                 <w:szCs w:val="19"/>
               </w:rPr>
-              <w:t xml:space="preserve">Instruction following</w:t>
-            </w:r>
-          </w:p>
-        </w:tc>
-        <w:tc>
-          <w:tcPr>
-            <w:tcW w:type="dxa" w:w="4200"/>
-            <w:tcMar>
-              <w:top w:type="dxa" w:w="80"/>
-              <w:left w:type="dxa" w:w="100"/>
-              <w:bottom w:type="dxa" w:w="80"/>
-              <w:right w:type="dxa" w:w="100"/>
-            </w:tcMar>
-          </w:tcPr>
-          <w:p>
-            <w:pPr>
-              <w:jc w:val="left"/>
-            </w:pPr>
-            <w:r>
-              <w:rPr>
-                <w:b w:val="false"/>
-                <w:bCs w:val="false"/>
-                <w:color w:val="000000"/>
-                <w:sz w:val="19"/>
-                <w:szCs w:val="19"/>
-              </w:rPr>
-              <w:t xml:space="preserve">Weak — tends to continue the prompt's surface pattern rather than answer the implied question</w:t>
-            </w:r>
-          </w:p>
-        </w:tc>
-        <w:tc>
-          <w:tcPr>
-            <w:tcW w:type="dxa" w:w="3000"/>
-            <w:tcMar>
-              <w:top w:type="dxa" w:w="80"/>
-              <w:left w:type="dxa" w:w="100"/>
-              <w:bottom w:type="dxa" w:w="80"/>
-              <w:right w:type="dxa" w:w="100"/>
-            </w:tcMar>
-          </w:tcPr>
-          <w:p>
-            <w:pPr>
-              <w:jc w:val="left"/>
-            </w:pPr>
-            <w:r>
-              <w:rPr>
-                <w:b w:val="false"/>
-                <w:bCs w:val="false"/>
-                <w:color w:val="000000"/>
-                <w:sz w:val="19"/>
-                <w:szCs w:val="19"/>
-              </w:rPr>
-              <w:t xml:space="preserve">Never trained on instruction/response pairs</w:t>
+              <w:t xml:space="preserve">Error Explanation</w:t>
+            </w:r>
+          </w:p>
+        </w:tc>
+        <w:tc>
+          <w:tcPr>
+            <w:tcW w:type="dxa" w:w="6500"/>
+            <w:tcMar>
+              <w:top w:type="dxa" w:w="80"/>
+              <w:left w:type="dxa" w:w="100"/>
+              <w:bottom w:type="dxa" w:w="80"/>
+              <w:right w:type="dxa" w:w="100"/>
+            </w:tcMar>
+          </w:tcPr>
+          <w:p>
+            <w:pPr>
+              <w:jc w:val="left"/>
+            </w:pPr>
+            <w:r>
+              <w:rPr>
+                <w:b w:val="false"/>
+                <w:bCs w:val="false"/>
+                <w:color w:val="000000"/>
+                <w:sz w:val="19"/>
+                <w:szCs w:val="19"/>
+              </w:rPr>
+              <w:t xml:space="preserve">is a key value.
+In the first line of the file, the following line is missing:
+. "user" is a value. "name" is the key value for the user.
+There is a function in ...</w:t>
             </w:r>
           </w:p>
         </w:tc>
@@ -5127,6 +5130,33 @@
       <w:tr>
         <w:tc>
           <w:tcPr>
+            <w:tcW w:type="dxa" w:w="700"/>
+            <w:shd w:fill="F2F2F2" w:color="auto" w:val="clear"/>
+            <w:tcMar>
+              <w:top w:type="dxa" w:w="80"/>
+              <w:left w:type="dxa" w:w="100"/>
+              <w:bottom w:type="dxa" w:w="80"/>
+              <w:right w:type="dxa" w:w="100"/>
+            </w:tcMar>
+          </w:tcPr>
+          <w:p>
+            <w:pPr>
+              <w:jc w:val="left"/>
+            </w:pPr>
+            <w:r>
+              <w:rPr>
+                <w:b w:val="false"/>
+                <w:bCs w:val="false"/>
+                <w:color w:val="000000"/>
+                <w:sz w:val="19"/>
+                <w:szCs w:val="19"/>
+              </w:rPr>
+              <w:t xml:space="preserve">B2</w:t>
+            </w:r>
+          </w:p>
+        </w:tc>
+        <w:tc>
+          <w:tcPr>
             <w:tcW w:type="dxa" w:w="2200"/>
             <w:shd w:fill="F2F2F2" w:color="auto" w:val="clear"/>
             <w:tcMar>
@@ -5148,61 +5178,34 @@
                 <w:sz w:val="19"/>
                 <w:szCs w:val="19"/>
               </w:rPr>
-              <w:t xml:space="preserve">Domain knowledge</w:t>
-            </w:r>
-          </w:p>
-        </w:tc>
-        <w:tc>
-          <w:tcPr>
-            <w:tcW w:type="dxa" w:w="4200"/>
-            <w:shd w:fill="F2F2F2" w:color="auto" w:val="clear"/>
-            <w:tcMar>
-              <w:top w:type="dxa" w:w="80"/>
-              <w:left w:type="dxa" w:w="100"/>
-              <w:bottom w:type="dxa" w:w="80"/>
-              <w:right w:type="dxa" w:w="100"/>
-            </w:tcMar>
-          </w:tcPr>
-          <w:p>
-            <w:pPr>
-              <w:jc w:val="left"/>
-            </w:pPr>
-            <w:r>
-              <w:rPr>
-                <w:b w:val="false"/>
-                <w:bCs w:val="false"/>
-                <w:color w:val="000000"/>
-                <w:sz w:val="19"/>
-                <w:szCs w:val="19"/>
-              </w:rPr>
-              <w:t xml:space="preserve">Unreliable / shallow</w:t>
-            </w:r>
-          </w:p>
-        </w:tc>
-        <w:tc>
-          <w:tcPr>
-            <w:tcW w:type="dxa" w:w="3000"/>
-            <w:shd w:fill="F2F2F2" w:color="auto" w:val="clear"/>
-            <w:tcMar>
-              <w:top w:type="dxa" w:w="80"/>
-              <w:left w:type="dxa" w:w="100"/>
-              <w:bottom w:type="dxa" w:w="80"/>
-              <w:right w:type="dxa" w:w="100"/>
-            </w:tcMar>
-          </w:tcPr>
-          <w:p>
-            <w:pPr>
-              <w:jc w:val="left"/>
-            </w:pPr>
-            <w:r>
-              <w:rPr>
-                <w:b w:val="false"/>
-                <w:bCs w:val="false"/>
-                <w:color w:val="000000"/>
-                <w:sz w:val="19"/>
-                <w:szCs w:val="19"/>
-              </w:rPr>
-              <w:t xml:space="preserve">No debugging-specific supervision</w:t>
+              <w:t xml:space="preserve">Bug Fix / Code Correction</w:t>
+            </w:r>
+          </w:p>
+        </w:tc>
+        <w:tc>
+          <w:tcPr>
+            <w:tcW w:type="dxa" w:w="6500"/>
+            <w:shd w:fill="F2F2F2" w:color="auto" w:val="clear"/>
+            <w:tcMar>
+              <w:top w:type="dxa" w:w="80"/>
+              <w:left w:type="dxa" w:w="100"/>
+              <w:bottom w:type="dxa" w:w="80"/>
+              <w:right w:type="dxa" w:w="100"/>
+            </w:tcMar>
+          </w:tcPr>
+          <w:p>
+            <w:pPr>
+              <w:jc w:val="left"/>
+            </w:pPr>
+            <w:r>
+              <w:rPr>
+                <w:b w:val="false"/>
+                <w:bCs w:val="false"/>
+                <w:color w:val="000000"/>
+                <w:sz w:val="19"/>
+                <w:szCs w:val="19"/>
+              </w:rPr>
+              <w:t xml:space="preserve">The above code is written in the following code:</w:t>
             </w:r>
           </w:p>
         </w:tc>
@@ -5210,6 +5213,32 @@
       <w:tr>
         <w:tc>
           <w:tcPr>
+            <w:tcW w:type="dxa" w:w="700"/>
+            <w:tcMar>
+              <w:top w:type="dxa" w:w="80"/>
+              <w:left w:type="dxa" w:w="100"/>
+              <w:bottom w:type="dxa" w:w="80"/>
+              <w:right w:type="dxa" w:w="100"/>
+            </w:tcMar>
+          </w:tcPr>
+          <w:p>
+            <w:pPr>
+              <w:jc w:val="left"/>
+            </w:pPr>
+            <w:r>
+              <w:rPr>
+                <w:b w:val="false"/>
+                <w:bCs w:val="false"/>
+                <w:color w:val="000000"/>
+                <w:sz w:val="19"/>
+                <w:szCs w:val="19"/>
+              </w:rPr>
+              <w:t xml:space="preserve">B3</w:t>
+            </w:r>
+          </w:p>
+        </w:tc>
+        <w:tc>
+          <w:tcPr>
             <w:tcW w:type="dxa" w:w="2200"/>
             <w:tcMar>
               <w:top w:type="dxa" w:w="80"/>
@@ -5230,59 +5259,37 @@
                 <w:sz w:val="19"/>
                 <w:szCs w:val="19"/>
               </w:rPr>
-              <w:t xml:space="preserve">Formatting</w:t>
-            </w:r>
-          </w:p>
-        </w:tc>
-        <w:tc>
-          <w:tcPr>
-            <w:tcW w:type="dxa" w:w="4200"/>
-            <w:tcMar>
-              <w:top w:type="dxa" w:w="80"/>
-              <w:left w:type="dxa" w:w="100"/>
-              <w:bottom w:type="dxa" w:w="80"/>
-              <w:right w:type="dxa" w:w="100"/>
-            </w:tcMar>
-          </w:tcPr>
-          <w:p>
-            <w:pPr>
-              <w:jc w:val="left"/>
-            </w:pPr>
-            <w:r>
-              <w:rPr>
-                <w:b w:val="false"/>
-                <w:bCs w:val="false"/>
-                <w:color w:val="000000"/>
-                <w:sz w:val="19"/>
-                <w:szCs w:val="19"/>
-              </w:rPr>
-              <w:t xml:space="preserve">Poor — no learned convention for structured fixes</w:t>
-            </w:r>
-          </w:p>
-        </w:tc>
-        <w:tc>
-          <w:tcPr>
-            <w:tcW w:type="dxa" w:w="3000"/>
-            <w:tcMar>
-              <w:top w:type="dxa" w:w="80"/>
-              <w:left w:type="dxa" w:w="100"/>
-              <w:bottom w:type="dxa" w:w="80"/>
-              <w:right w:type="dxa" w:w="100"/>
-            </w:tcMar>
-          </w:tcPr>
-          <w:p>
-            <w:pPr>
-              <w:jc w:val="left"/>
-            </w:pPr>
-            <w:r>
-              <w:rPr>
-                <w:b w:val="false"/>
-                <w:bCs w:val="false"/>
-                <w:color w:val="000000"/>
-                <w:sz w:val="19"/>
-                <w:szCs w:val="19"/>
-              </w:rPr>
-              <w:t xml:space="preserve">No exposure to structured Q&amp;A format</w:t>
+              <w:t xml:space="preserve">Logic Error Diagnosis</w:t>
+            </w:r>
+          </w:p>
+        </w:tc>
+        <w:tc>
+          <w:tcPr>
+            <w:tcW w:type="dxa" w:w="6500"/>
+            <w:tcMar>
+              <w:top w:type="dxa" w:w="80"/>
+              <w:left w:type="dxa" w:w="100"/>
+              <w:bottom w:type="dxa" w:w="80"/>
+              <w:right w:type="dxa" w:w="100"/>
+            </w:tcMar>
+          </w:tcPr>
+          <w:p>
+            <w:pPr>
+              <w:jc w:val="left"/>
+            </w:pPr>
+            <w:r>
+              <w:rPr>
+                <w:b w:val="false"/>
+                <w:bCs w:val="false"/>
+                <w:color w:val="000000"/>
+                <w:sz w:val="19"/>
+                <w:szCs w:val="19"/>
+              </w:rPr>
+              <w:t xml:space="preserve">% $0.00
+def add_discard(price) :
+$0.01
+def set_discarded(price):
+$1.00 # expected 100 % $1.01 # expected 0 % $2.00 $3.00</w:t>
             </w:r>
           </w:p>
         </w:tc>
@@ -5290,6 +5297,33 @@
       <w:tr>
         <w:tc>
           <w:tcPr>
+            <w:tcW w:type="dxa" w:w="700"/>
+            <w:shd w:fill="F2F2F2" w:color="auto" w:val="clear"/>
+            <w:tcMar>
+              <w:top w:type="dxa" w:w="80"/>
+              <w:left w:type="dxa" w:w="100"/>
+              <w:bottom w:type="dxa" w:w="80"/>
+              <w:right w:type="dxa" w:w="100"/>
+            </w:tcMar>
+          </w:tcPr>
+          <w:p>
+            <w:pPr>
+              <w:jc w:val="left"/>
+            </w:pPr>
+            <w:r>
+              <w:rPr>
+                <w:b w:val="false"/>
+                <w:bCs w:val="false"/>
+                <w:color w:val="000000"/>
+                <w:sz w:val="19"/>
+                <w:szCs w:val="19"/>
+              </w:rPr>
+              <w:t xml:space="preserve">B4</w:t>
+            </w:r>
+          </w:p>
+        </w:tc>
+        <w:tc>
+          <w:tcPr>
             <w:tcW w:type="dxa" w:w="2200"/>
             <w:shd w:fill="F2F2F2" w:color="auto" w:val="clear"/>
             <w:tcMar>
@@ -5311,61 +5345,35 @@
                 <w:sz w:val="19"/>
                 <w:szCs w:val="19"/>
               </w:rPr>
-              <w:t xml:space="preserve">Hallucination</w:t>
-            </w:r>
-          </w:p>
-        </w:tc>
-        <w:tc>
-          <w:tcPr>
-            <w:tcW w:type="dxa" w:w="4200"/>
-            <w:shd w:fill="F2F2F2" w:color="auto" w:val="clear"/>
-            <w:tcMar>
-              <w:top w:type="dxa" w:w="80"/>
-              <w:left w:type="dxa" w:w="100"/>
-              <w:bottom w:type="dxa" w:w="80"/>
-              <w:right w:type="dxa" w:w="100"/>
-            </w:tcMar>
-          </w:tcPr>
-          <w:p>
-            <w:pPr>
-              <w:jc w:val="left"/>
-            </w:pPr>
-            <w:r>
-              <w:rPr>
-                <w:b w:val="false"/>
-                <w:bCs w:val="false"/>
-                <w:color w:val="000000"/>
-                <w:sz w:val="19"/>
-                <w:szCs w:val="19"/>
-              </w:rPr>
-              <w:t xml:space="preserve">Elevated risk</w:t>
-            </w:r>
-          </w:p>
-        </w:tc>
-        <w:tc>
-          <w:tcPr>
-            <w:tcW w:type="dxa" w:w="3000"/>
-            <w:shd w:fill="F2F2F2" w:color="auto" w:val="clear"/>
-            <w:tcMar>
-              <w:top w:type="dxa" w:w="80"/>
-              <w:left w:type="dxa" w:w="100"/>
-              <w:bottom w:type="dxa" w:w="80"/>
-              <w:right w:type="dxa" w:w="100"/>
-            </w:tcMar>
-          </w:tcPr>
-          <w:p>
-            <w:pPr>
-              <w:jc w:val="left"/>
-            </w:pPr>
-            <w:r>
-              <w:rPr>
-                <w:b w:val="false"/>
-                <w:bCs w:val="false"/>
-                <w:color w:val="000000"/>
-                <w:sz w:val="19"/>
-                <w:szCs w:val="19"/>
-              </w:rPr>
-              <w:t xml:space="preserve">Small ungrounded LM prone to fabricating detail</w:t>
+              <w:t xml:space="preserve">Exception Handling Guidance</w:t>
+            </w:r>
+          </w:p>
+        </w:tc>
+        <w:tc>
+          <w:tcPr>
+            <w:tcW w:type="dxa" w:w="6500"/>
+            <w:shd w:fill="F2F2F2" w:color="auto" w:val="clear"/>
+            <w:tcMar>
+              <w:top w:type="dxa" w:w="80"/>
+              <w:left w:type="dxa" w:w="100"/>
+              <w:bottom w:type="dxa" w:w="80"/>
+              <w:right w:type="dxa" w:w="100"/>
+            </w:tcMar>
+          </w:tcPr>
+          <w:p>
+            <w:pPr>
+              <w:jc w:val="left"/>
+            </w:pPr>
+            <w:r>
+              <w:rPr>
+                <w:b w:val="false"/>
+                <w:bCs w:val="false"/>
+                <w:color w:val="000000"/>
+                <w:sz w:val="19"/>
+                <w:szCs w:val="19"/>
+              </w:rPr>
+              <w:t xml:space="preserve">The problem is that the type of arguments you're using will not be used.
+There's no such thing as a `except` clause. You can simply use a `or` clause if you wan...</w:t>
             </w:r>
           </w:p>
         </w:tc>
@@ -5373,6 +5381,32 @@
       <w:tr>
         <w:tc>
           <w:tcPr>
+            <w:tcW w:type="dxa" w:w="700"/>
+            <w:tcMar>
+              <w:top w:type="dxa" w:w="80"/>
+              <w:left w:type="dxa" w:w="100"/>
+              <w:bottom w:type="dxa" w:w="80"/>
+              <w:right w:type="dxa" w:w="100"/>
+            </w:tcMar>
+          </w:tcPr>
+          <w:p>
+            <w:pPr>
+              <w:jc w:val="left"/>
+            </w:pPr>
+            <w:r>
+              <w:rPr>
+                <w:b w:val="false"/>
+                <w:bCs w:val="false"/>
+                <w:color w:val="000000"/>
+                <w:sz w:val="19"/>
+                <w:szCs w:val="19"/>
+              </w:rPr>
+              <w:t xml:space="preserve">B5</w:t>
+            </w:r>
+          </w:p>
+        </w:tc>
+        <w:tc>
+          <w:tcPr>
             <w:tcW w:type="dxa" w:w="2200"/>
             <w:tcMar>
               <w:top w:type="dxa" w:w="80"/>
@@ -5393,59 +5427,286 @@
                 <w:sz w:val="19"/>
                 <w:szCs w:val="19"/>
               </w:rPr>
-              <w:t xml:space="preserve">Safety</w:t>
-            </w:r>
-          </w:p>
-        </w:tc>
-        <w:tc>
-          <w:tcPr>
-            <w:tcW w:type="dxa" w:w="4200"/>
-            <w:tcMar>
-              <w:top w:type="dxa" w:w="80"/>
-              <w:left w:type="dxa" w:w="100"/>
-              <w:bottom w:type="dxa" w:w="80"/>
-              <w:right w:type="dxa" w:w="100"/>
-            </w:tcMar>
-          </w:tcPr>
-          <w:p>
-            <w:pPr>
-              <w:jc w:val="left"/>
-            </w:pPr>
-            <w:r>
-              <w:rPr>
-                <w:b w:val="false"/>
-                <w:bCs w:val="false"/>
-                <w:color w:val="000000"/>
-                <w:sz w:val="19"/>
-                <w:szCs w:val="19"/>
-              </w:rPr>
-              <w:t xml:space="preserve">No guarantees</w:t>
-            </w:r>
-          </w:p>
-        </w:tc>
-        <w:tc>
-          <w:tcPr>
-            <w:tcW w:type="dxa" w:w="3000"/>
-            <w:tcMar>
-              <w:top w:type="dxa" w:w="80"/>
-              <w:left w:type="dxa" w:w="100"/>
-              <w:bottom w:type="dxa" w:w="80"/>
-              <w:right w:type="dxa" w:w="100"/>
-            </w:tcMar>
-          </w:tcPr>
-          <w:p>
-            <w:pPr>
-              <w:jc w:val="left"/>
-            </w:pPr>
-            <w:r>
-              <w:rPr>
-                <w:b w:val="false"/>
-                <w:bCs w:val="false"/>
-                <w:color w:val="000000"/>
-                <w:sz w:val="19"/>
-                <w:szCs w:val="19"/>
-              </w:rPr>
-              <w:t xml:space="preserve">No RLHF/safety tuning on this checkpoint</w:t>
+              <w:t xml:space="preserve">Performance Debugging</w:t>
+            </w:r>
+          </w:p>
+        </w:tc>
+        <w:tc>
+          <w:tcPr>
+            <w:tcW w:type="dxa" w:w="6500"/>
+            <w:tcMar>
+              <w:top w:type="dxa" w:w="80"/>
+              <w:left w:type="dxa" w:w="100"/>
+              <w:bottom w:type="dxa" w:w="80"/>
+              <w:right w:type="dxa" w:w="100"/>
+            </w:tcMar>
+          </w:tcPr>
+          <w:p>
+            <w:pPr>
+              <w:jc w:val="left"/>
+            </w:pPr>
+            <w:r>
+              <w:rPr>
+                <w:b w:val="false"/>
+                <w:bCs w:val="false"/>
+                <w:color w:val="000000"/>
+                <w:sz w:val="19"/>
+                <w:szCs w:val="19"/>
+              </w:rPr>
+              <w:t xml:space="preserve">[i-1] = 0
+[j-1]:
+[s-1]] = 1
+[k-1][k-2] = 1</w:t>
+            </w:r>
+          </w:p>
+        </w:tc>
+      </w:tr>
+      <w:tr>
+        <w:tc>
+          <w:tcPr>
+            <w:tcW w:type="dxa" w:w="700"/>
+            <w:shd w:fill="F2F2F2" w:color="auto" w:val="clear"/>
+            <w:tcMar>
+              <w:top w:type="dxa" w:w="80"/>
+              <w:left w:type="dxa" w:w="100"/>
+              <w:bottom w:type="dxa" w:w="80"/>
+              <w:right w:type="dxa" w:w="100"/>
+            </w:tcMar>
+          </w:tcPr>
+          <w:p>
+            <w:pPr>
+              <w:jc w:val="left"/>
+            </w:pPr>
+            <w:r>
+              <w:rPr>
+                <w:b w:val="false"/>
+                <w:bCs w:val="false"/>
+                <w:color w:val="000000"/>
+                <w:sz w:val="19"/>
+                <w:szCs w:val="19"/>
+              </w:rPr>
+              <w:t xml:space="preserve">B6</w:t>
+            </w:r>
+          </w:p>
+        </w:tc>
+        <w:tc>
+          <w:tcPr>
+            <w:tcW w:type="dxa" w:w="2200"/>
+            <w:shd w:fill="F2F2F2" w:color="auto" w:val="clear"/>
+            <w:tcMar>
+              <w:top w:type="dxa" w:w="80"/>
+              <w:left w:type="dxa" w:w="100"/>
+              <w:bottom w:type="dxa" w:w="80"/>
+              <w:right w:type="dxa" w:w="100"/>
+            </w:tcMar>
+          </w:tcPr>
+          <w:p>
+            <w:pPr>
+              <w:jc w:val="left"/>
+            </w:pPr>
+            <w:r>
+              <w:rPr>
+                <w:b w:val="false"/>
+                <w:bCs w:val="false"/>
+                <w:color w:val="000000"/>
+                <w:sz w:val="19"/>
+                <w:szCs w:val="19"/>
+              </w:rPr>
+              <w:t xml:space="preserve">Debugging Methodology</w:t>
+            </w:r>
+          </w:p>
+        </w:tc>
+        <w:tc>
+          <w:tcPr>
+            <w:tcW w:type="dxa" w:w="6500"/>
+            <w:shd w:fill="F2F2F2" w:color="auto" w:val="clear"/>
+            <w:tcMar>
+              <w:top w:type="dxa" w:w="80"/>
+              <w:left w:type="dxa" w:w="100"/>
+              <w:bottom w:type="dxa" w:w="80"/>
+              <w:right w:type="dxa" w:w="100"/>
+            </w:tcMar>
+          </w:tcPr>
+          <w:p>
+            <w:pPr>
+              <w:jc w:val="left"/>
+            </w:pPr>
+            <w:r>
+              <w:rPr>
+                <w:b w:val="false"/>
+                <w:bCs w:val="false"/>
+                <w:color w:val="000000"/>
+                <w:sz w:val="19"/>
+                <w:szCs w:val="19"/>
+              </w:rPr>
+              <w:t xml:space="preserve">That's the question, and we're trying to figure out what it's like to be debugging a new codebase, and what the heck is it like to have a really fun and product...</w:t>
+            </w:r>
+          </w:p>
+        </w:tc>
+      </w:tr>
+      <w:tr>
+        <w:tc>
+          <w:tcPr>
+            <w:tcW w:type="dxa" w:w="700"/>
+            <w:tcMar>
+              <w:top w:type="dxa" w:w="80"/>
+              <w:left w:type="dxa" w:w="100"/>
+              <w:bottom w:type="dxa" w:w="80"/>
+              <w:right w:type="dxa" w:w="100"/>
+            </w:tcMar>
+          </w:tcPr>
+          <w:p>
+            <w:pPr>
+              <w:jc w:val="left"/>
+            </w:pPr>
+            <w:r>
+              <w:rPr>
+                <w:b w:val="false"/>
+                <w:bCs w:val="false"/>
+                <w:color w:val="000000"/>
+                <w:sz w:val="19"/>
+                <w:szCs w:val="19"/>
+              </w:rPr>
+              <w:t xml:space="preserve">B7</w:t>
+            </w:r>
+          </w:p>
+        </w:tc>
+        <w:tc>
+          <w:tcPr>
+            <w:tcW w:type="dxa" w:w="2200"/>
+            <w:tcMar>
+              <w:top w:type="dxa" w:w="80"/>
+              <w:left w:type="dxa" w:w="100"/>
+              <w:bottom w:type="dxa" w:w="80"/>
+              <w:right w:type="dxa" w:w="100"/>
+            </w:tcMar>
+          </w:tcPr>
+          <w:p>
+            <w:pPr>
+              <w:jc w:val="left"/>
+            </w:pPr>
+            <w:r>
+              <w:rPr>
+                <w:b w:val="false"/>
+                <w:bCs w:val="false"/>
+                <w:color w:val="000000"/>
+                <w:sz w:val="19"/>
+                <w:szCs w:val="19"/>
+              </w:rPr>
+              <w:t xml:space="preserve">Test Failure Diagnosis</w:t>
+            </w:r>
+          </w:p>
+        </w:tc>
+        <w:tc>
+          <w:tcPr>
+            <w:tcW w:type="dxa" w:w="6500"/>
+            <w:tcMar>
+              <w:top w:type="dxa" w:w="80"/>
+              <w:left w:type="dxa" w:w="100"/>
+              <w:bottom w:type="dxa" w:w="80"/>
+              <w:right w:type="dxa" w:w="100"/>
+            </w:tcMar>
+          </w:tcPr>
+          <w:p>
+            <w:pPr>
+              <w:jc w:val="left"/>
+            </w:pPr>
+            <w:r>
+              <w:rPr>
+                <w:b w:val="false"/>
+                <w:bCs w:val="false"/>
+                <w:color w:val="000000"/>
+                <w:sz w:val="19"/>
+                <w:szCs w:val="19"/>
+              </w:rPr>
+              <w:t xml:space="preserve">I tried it a bit but found it difficult to test the test and couldn't get the test results.
+This can be hard to fix with testing a test that doesn't support the...</w:t>
+            </w:r>
+          </w:p>
+        </w:tc>
+      </w:tr>
+      <w:tr>
+        <w:tc>
+          <w:tcPr>
+            <w:tcW w:type="dxa" w:w="700"/>
+            <w:shd w:fill="F2F2F2" w:color="auto" w:val="clear"/>
+            <w:tcMar>
+              <w:top w:type="dxa" w:w="80"/>
+              <w:left w:type="dxa" w:w="100"/>
+              <w:bottom w:type="dxa" w:w="80"/>
+              <w:right w:type="dxa" w:w="100"/>
+            </w:tcMar>
+          </w:tcPr>
+          <w:p>
+            <w:pPr>
+              <w:jc w:val="left"/>
+            </w:pPr>
+            <w:r>
+              <w:rPr>
+                <w:b w:val="false"/>
+                <w:bCs w:val="false"/>
+                <w:color w:val="000000"/>
+                <w:sz w:val="19"/>
+                <w:szCs w:val="19"/>
+              </w:rPr>
+              <w:t xml:space="preserve">B8</w:t>
+            </w:r>
+          </w:p>
+        </w:tc>
+        <w:tc>
+          <w:tcPr>
+            <w:tcW w:type="dxa" w:w="2200"/>
+            <w:shd w:fill="F2F2F2" w:color="auto" w:val="clear"/>
+            <w:tcMar>
+              <w:top w:type="dxa" w:w="80"/>
+              <w:left w:type="dxa" w:w="100"/>
+              <w:bottom w:type="dxa" w:w="80"/>
+              <w:right w:type="dxa" w:w="100"/>
+            </w:tcMar>
+          </w:tcPr>
+          <w:p>
+            <w:pPr>
+              <w:jc w:val="left"/>
+            </w:pPr>
+            <w:r>
+              <w:rPr>
+                <w:b w:val="false"/>
+                <w:bCs w:val="false"/>
+                <w:color w:val="000000"/>
+                <w:sz w:val="19"/>
+                <w:szCs w:val="19"/>
+              </w:rPr>
+              <w:t xml:space="preserve">Dependency/Environment Issue</w:t>
+            </w:r>
+          </w:p>
+        </w:tc>
+        <w:tc>
+          <w:tcPr>
+            <w:tcW w:type="dxa" w:w="6500"/>
+            <w:shd w:fill="F2F2F2" w:color="auto" w:val="clear"/>
+            <w:tcMar>
+              <w:top w:type="dxa" w:w="80"/>
+              <w:left w:type="dxa" w:w="100"/>
+              <w:bottom w:type="dxa" w:w="80"/>
+              <w:right w:type="dxa" w:w="100"/>
+            </w:tcMar>
+          </w:tcPr>
+          <w:p>
+            <w:pPr>
+              <w:jc w:val="left"/>
+            </w:pPr>
+            <w:r>
+              <w:rPr>
+                <w:b w:val="false"/>
+                <w:bCs w:val="false"/>
+                <w:color w:val="000000"/>
+                <w:sz w:val="19"/>
+                <w:szCs w:val="19"/>
+              </w:rPr>
+              <w:t xml:space="preserve">I’m not sure how to fix this.
+You can use the following to fix it.
+$ python -m "moduleNotFoundException: No modules named requests"
+$ pip install python-my-pyth...</w:t>
             </w:r>
           </w:p>
         </w:tc>
@@ -5453,10 +5714,105 @@
     </w:tbl>
     <w:p>
       <w:pPr>
+        <w:pStyle w:val="Heading2"/>
+        <w:spacing w:after="150" w:before="300"/>
+      </w:pPr>
+      <w:r>
+        <w:t xml:space="preserve">Analysis of baseline limitations (real, observed)</w:t>
+      </w:r>
+    </w:p>
+    <w:p>
+      <w:pPr>
         <w:spacing w:after="160"/>
       </w:pPr>
       <w:r>
-        <w:t xml:space="preserve">This table states known, documented characteristics of the base checkpoint — it is not a substitute for the empirical scores obtained by actually running the benchmark cell, and is exactly why domain adaptation (Tasks 3-5) is justified: a model with no instruction supervision and no domain grounding cannot be expected to reliably help with debugging tasks out of the box.</w:t>
+        <w:t xml:space="preserve">Every one of the 8 baseline generations confirms the predicted failure modes of a non-instruction-tuned 82M model:</w:t>
+      </w:r>
+    </w:p>
+    <w:p>
+      <w:pPr>
+        <w:pStyle w:val="ListParagraph"/>
+        <w:numPr>
+          <w:ilvl w:val="0"/>
+          <w:numId w:val="1"/>
+        </w:numPr>
+        <w:spacing w:after="80"/>
+      </w:pPr>
+      <w:r>
+        <w:t xml:space="preserve">Instruction following: near-total failure. None of the 8 outputs actually answer the question asked — B2 ("find and fix the bug") produces a single non-answer sentence; B6 (debugging methodology) rambles about "favorite part of this" instead of a systematic approach.</w:t>
+      </w:r>
+    </w:p>
+    <w:p>
+      <w:pPr>
+        <w:pStyle w:val="ListParagraph"/>
+        <w:numPr>
+          <w:ilvl w:val="0"/>
+          <w:numId w:val="1"/>
+        </w:numPr>
+        <w:spacing w:after="80"/>
+      </w:pPr>
+      <w:r>
+        <w:t xml:space="preserve">Domain knowledge / factual correctness: absent to actively wrong. B3 invents nonexistent functions (add_discard, set_discarded) unrelated to the real apply_discount bug; B4 confuses except with an or clause.</w:t>
+      </w:r>
+    </w:p>
+    <w:p>
+      <w:pPr>
+        <w:pStyle w:val="ListParagraph"/>
+        <w:numPr>
+          <w:ilvl w:val="0"/>
+          <w:numId w:val="1"/>
+        </w:numPr>
+        <w:spacing w:after="80"/>
+      </w:pPr>
+      <w:r>
+        <w:t xml:space="preserve">Formatting: no structure at all — no code fences, no step-by-step fixes, just free-form prose (or, in B5, disconnected array-index fragments).</w:t>
+      </w:r>
+    </w:p>
+    <w:p>
+      <w:pPr>
+        <w:pStyle w:val="ListParagraph"/>
+        <w:numPr>
+          <w:ilvl w:val="0"/>
+          <w:numId w:val="1"/>
+        </w:numPr>
+        <w:spacing w:after="80"/>
+      </w:pPr>
+      <w:r>
+        <w:t xml:space="preserve">Completeness: every response trails off mid-thought or drifts topically rather than reaching a conclusion (e.g. B1 ends mid-sentence "...that returns a value that will").</w:t>
+      </w:r>
+    </w:p>
+    <w:p>
+      <w:pPr>
+        <w:pStyle w:val="ListParagraph"/>
+        <w:numPr>
+          <w:ilvl w:val="0"/>
+          <w:numId w:val="1"/>
+        </w:numPr>
+        <w:spacing w:after="80"/>
+      </w:pPr>
+      <w:r>
+        <w:t xml:space="preserve">Hallucination: present throughout — e.g. B8 invents a package name (python-my-python) and fabricated CLI commands for a ModuleNotFoundError fix that don't correspond to anything real.</w:t>
+      </w:r>
+    </w:p>
+    <w:p>
+      <w:pPr>
+        <w:pStyle w:val="ListParagraph"/>
+        <w:numPr>
+          <w:ilvl w:val="0"/>
+          <w:numId w:val="1"/>
+        </w:numPr>
+        <w:spacing w:after="80"/>
+      </w:pPr>
+      <w:r>
+        <w:t xml:space="preserve">Partial exception — B8 (dependency issue) is the closest to useful: it surfaces the right shape of an answer (pip install ...), even though the specific package name and commands are wrong, plausibly because that phrasing is common enough in DistilGPT2's OpenWebText pretraining data to leave a weak prior, unlike the more specialized categories.</w:t>
+      </w:r>
+    </w:p>
+    <w:p>
+      <w:pPr>
+        <w:spacing w:after="160"/>
+      </w:pPr>
+      <w:r>
+        <w:t xml:space="preserve">This empirically confirms the domain-adaptation motivation stated in the Problem Statement: an un-adapted small LM cannot be relied on for this task.</w:t>
       </w:r>
     </w:p>
     <w:p>
@@ -6504,7 +6860,7 @@
         <w:spacing w:after="150" w:before="300"/>
       </w:pPr>
       <w:r>
-        <w:t xml:space="preserve">Discussion of expected convergence behavior</w:t>
+        <w:t xml:space="preserve">Discussion of convergence behavior (real training log)</w:t>
       </w:r>
     </w:p>
     <w:p>
@@ -6512,15 +6868,624 @@
         <w:spacing w:after="160"/>
       </w:pPr>
       <w:r>
-        <w:t xml:space="preserve">With ~96 training examples and an effective batch size of 16, one epoch is roughly 6 optimizer steps, so 6 epochs totals roughly 36 steps — intentionally small given the dataset size, to reduce overfitting risk on a low-rank adapter with limited data. Training loss should drop sharply in the first 1-2 epochs, since most of the early loss reduction is the model learning the “### Instruction / ### Response” format it has never seen before, then flatten as it starts fitting content. Validation loss should track training loss closely early on and may begin diverging in later epochs given the small dataset; load_best_model_at_end=True with metric_for_best_model=“eval_loss” guards against shipping an overfit checkpoint. If validation loss rises for two or more consecutive epochs when actually run, reduce num_train_epochs or increase lora_dropout.</w:t>
-      </w:r>
-    </w:p>
+        <w:t xml:space="preserve">The actual per-epoch training log (Trainer's progress table, captured directly from the author's run):</w:t>
+      </w:r>
+    </w:p>
+    <w:tbl>
+      <w:tblPr>
+        <w:tblW w:type="dxa" w:w="8900"/>
+        <w:tblBorders>
+          <w:top w:val="single" w:color="auto" w:sz="4"/>
+          <w:left w:val="single" w:color="auto" w:sz="4"/>
+          <w:bottom w:val="single" w:color="auto" w:sz="4"/>
+          <w:right w:val="single" w:color="auto" w:sz="4"/>
+          <w:insideH w:val="single" w:color="auto" w:sz="4"/>
+          <w:insideV w:val="single" w:color="auto" w:sz="4"/>
+        </w:tblBorders>
+      </w:tblPr>
+      <w:tblGrid>
+        <w:gridCol w:w="2500"/>
+        <w:gridCol w:w="3200"/>
+        <w:gridCol w:w="3200"/>
+      </w:tblGrid>
+      <w:tr>
+        <w:trPr>
+          <w:tblHeader/>
+        </w:trPr>
+        <w:tc>
+          <w:tcPr>
+            <w:tcW w:type="dxa" w:w="2500"/>
+            <w:shd w:fill="1F4E79" w:color="auto" w:val="clear"/>
+            <w:tcMar>
+              <w:top w:type="dxa" w:w="80"/>
+              <w:left w:type="dxa" w:w="100"/>
+              <w:bottom w:type="dxa" w:w="80"/>
+              <w:right w:type="dxa" w:w="100"/>
+            </w:tcMar>
+          </w:tcPr>
+          <w:p>
+            <w:pPr>
+              <w:jc w:val="left"/>
+            </w:pPr>
+            <w:r>
+              <w:rPr>
+                <w:b/>
+                <w:bCs/>
+                <w:color w:val="FFFFFF"/>
+                <w:sz w:val="19"/>
+                <w:szCs w:val="19"/>
+              </w:rPr>
+              <w:t xml:space="preserve">Epoch</w:t>
+            </w:r>
+          </w:p>
+        </w:tc>
+        <w:tc>
+          <w:tcPr>
+            <w:tcW w:type="dxa" w:w="3200"/>
+            <w:shd w:fill="1F4E79" w:color="auto" w:val="clear"/>
+            <w:tcMar>
+              <w:top w:type="dxa" w:w="80"/>
+              <w:left w:type="dxa" w:w="100"/>
+              <w:bottom w:type="dxa" w:w="80"/>
+              <w:right w:type="dxa" w:w="100"/>
+            </w:tcMar>
+          </w:tcPr>
+          <w:p>
+            <w:pPr>
+              <w:jc w:val="left"/>
+            </w:pPr>
+            <w:r>
+              <w:rPr>
+                <w:b/>
+                <w:bCs/>
+                <w:color w:val="FFFFFF"/>
+                <w:sz w:val="19"/>
+                <w:szCs w:val="19"/>
+              </w:rPr>
+              <w:t xml:space="preserve">Training Loss</w:t>
+            </w:r>
+          </w:p>
+        </w:tc>
+        <w:tc>
+          <w:tcPr>
+            <w:tcW w:type="dxa" w:w="3200"/>
+            <w:shd w:fill="1F4E79" w:color="auto" w:val="clear"/>
+            <w:tcMar>
+              <w:top w:type="dxa" w:w="80"/>
+              <w:left w:type="dxa" w:w="100"/>
+              <w:bottom w:type="dxa" w:w="80"/>
+              <w:right w:type="dxa" w:w="100"/>
+            </w:tcMar>
+          </w:tcPr>
+          <w:p>
+            <w:pPr>
+              <w:jc w:val="left"/>
+            </w:pPr>
+            <w:r>
+              <w:rPr>
+                <w:b/>
+                <w:bCs/>
+                <w:color w:val="FFFFFF"/>
+                <w:sz w:val="19"/>
+                <w:szCs w:val="19"/>
+              </w:rPr>
+              <w:t xml:space="preserve">Validation Loss</w:t>
+            </w:r>
+          </w:p>
+        </w:tc>
+      </w:tr>
+      <w:tr>
+        <w:tc>
+          <w:tcPr>
+            <w:tcW w:type="dxa" w:w="2500"/>
+            <w:tcMar>
+              <w:top w:type="dxa" w:w="80"/>
+              <w:left w:type="dxa" w:w="100"/>
+              <w:bottom w:type="dxa" w:w="80"/>
+              <w:right w:type="dxa" w:w="100"/>
+            </w:tcMar>
+          </w:tcPr>
+          <w:p>
+            <w:pPr>
+              <w:jc w:val="left"/>
+            </w:pPr>
+            <w:r>
+              <w:rPr>
+                <w:b w:val="false"/>
+                <w:bCs w:val="false"/>
+                <w:color w:val="000000"/>
+                <w:sz w:val="19"/>
+                <w:szCs w:val="19"/>
+              </w:rPr>
+              <w:t xml:space="preserve">1</w:t>
+            </w:r>
+          </w:p>
+        </w:tc>
+        <w:tc>
+          <w:tcPr>
+            <w:tcW w:type="dxa" w:w="3200"/>
+            <w:tcMar>
+              <w:top w:type="dxa" w:w="80"/>
+              <w:left w:type="dxa" w:w="100"/>
+              <w:bottom w:type="dxa" w:w="80"/>
+              <w:right w:type="dxa" w:w="100"/>
+            </w:tcMar>
+          </w:tcPr>
+          <w:p>
+            <w:pPr>
+              <w:jc w:val="left"/>
+            </w:pPr>
+            <w:r>
+              <w:rPr>
+                <w:b w:val="false"/>
+                <w:bCs w:val="false"/>
+                <w:color w:val="000000"/>
+                <w:sz w:val="19"/>
+                <w:szCs w:val="19"/>
+              </w:rPr>
+              <w:t xml:space="preserve">4.1348</w:t>
+            </w:r>
+          </w:p>
+        </w:tc>
+        <w:tc>
+          <w:tcPr>
+            <w:tcW w:type="dxa" w:w="3200"/>
+            <w:tcMar>
+              <w:top w:type="dxa" w:w="80"/>
+              <w:left w:type="dxa" w:w="100"/>
+              <w:bottom w:type="dxa" w:w="80"/>
+              <w:right w:type="dxa" w:w="100"/>
+            </w:tcMar>
+          </w:tcPr>
+          <w:p>
+            <w:pPr>
+              <w:jc w:val="left"/>
+            </w:pPr>
+            <w:r>
+              <w:rPr>
+                <w:b w:val="false"/>
+                <w:bCs w:val="false"/>
+                <w:color w:val="000000"/>
+                <w:sz w:val="19"/>
+                <w:szCs w:val="19"/>
+              </w:rPr>
+              <w:t xml:space="preserve">3.9659</w:t>
+            </w:r>
+          </w:p>
+        </w:tc>
+      </w:tr>
+      <w:tr>
+        <w:tc>
+          <w:tcPr>
+            <w:tcW w:type="dxa" w:w="2500"/>
+            <w:shd w:fill="F2F2F2" w:color="auto" w:val="clear"/>
+            <w:tcMar>
+              <w:top w:type="dxa" w:w="80"/>
+              <w:left w:type="dxa" w:w="100"/>
+              <w:bottom w:type="dxa" w:w="80"/>
+              <w:right w:type="dxa" w:w="100"/>
+            </w:tcMar>
+          </w:tcPr>
+          <w:p>
+            <w:pPr>
+              <w:jc w:val="left"/>
+            </w:pPr>
+            <w:r>
+              <w:rPr>
+                <w:b w:val="false"/>
+                <w:bCs w:val="false"/>
+                <w:color w:val="000000"/>
+                <w:sz w:val="19"/>
+                <w:szCs w:val="19"/>
+              </w:rPr>
+              <w:t xml:space="preserve">2</w:t>
+            </w:r>
+          </w:p>
+        </w:tc>
+        <w:tc>
+          <w:tcPr>
+            <w:tcW w:type="dxa" w:w="3200"/>
+            <w:shd w:fill="F2F2F2" w:color="auto" w:val="clear"/>
+            <w:tcMar>
+              <w:top w:type="dxa" w:w="80"/>
+              <w:left w:type="dxa" w:w="100"/>
+              <w:bottom w:type="dxa" w:w="80"/>
+              <w:right w:type="dxa" w:w="100"/>
+            </w:tcMar>
+          </w:tcPr>
+          <w:p>
+            <w:pPr>
+              <w:jc w:val="left"/>
+            </w:pPr>
+            <w:r>
+              <w:rPr>
+                <w:b w:val="false"/>
+                <w:bCs w:val="false"/>
+                <w:color w:val="000000"/>
+                <w:sz w:val="19"/>
+                <w:szCs w:val="19"/>
+              </w:rPr>
+              <w:t xml:space="preserve">4.0631</w:t>
+            </w:r>
+          </w:p>
+        </w:tc>
+        <w:tc>
+          <w:tcPr>
+            <w:tcW w:type="dxa" w:w="3200"/>
+            <w:shd w:fill="F2F2F2" w:color="auto" w:val="clear"/>
+            <w:tcMar>
+              <w:top w:type="dxa" w:w="80"/>
+              <w:left w:type="dxa" w:w="100"/>
+              <w:bottom w:type="dxa" w:w="80"/>
+              <w:right w:type="dxa" w:w="100"/>
+            </w:tcMar>
+          </w:tcPr>
+          <w:p>
+            <w:pPr>
+              <w:jc w:val="left"/>
+            </w:pPr>
+            <w:r>
+              <w:rPr>
+                <w:b w:val="false"/>
+                <w:bCs w:val="false"/>
+                <w:color w:val="000000"/>
+                <w:sz w:val="19"/>
+                <w:szCs w:val="19"/>
+              </w:rPr>
+              <w:t xml:space="preserve">3.8899</w:t>
+            </w:r>
+          </w:p>
+        </w:tc>
+      </w:tr>
+      <w:tr>
+        <w:tc>
+          <w:tcPr>
+            <w:tcW w:type="dxa" w:w="2500"/>
+            <w:tcMar>
+              <w:top w:type="dxa" w:w="80"/>
+              <w:left w:type="dxa" w:w="100"/>
+              <w:bottom w:type="dxa" w:w="80"/>
+              <w:right w:type="dxa" w:w="100"/>
+            </w:tcMar>
+          </w:tcPr>
+          <w:p>
+            <w:pPr>
+              <w:jc w:val="left"/>
+            </w:pPr>
+            <w:r>
+              <w:rPr>
+                <w:b w:val="false"/>
+                <w:bCs w:val="false"/>
+                <w:color w:val="000000"/>
+                <w:sz w:val="19"/>
+                <w:szCs w:val="19"/>
+              </w:rPr>
+              <w:t xml:space="preserve">3</w:t>
+            </w:r>
+          </w:p>
+        </w:tc>
+        <w:tc>
+          <w:tcPr>
+            <w:tcW w:type="dxa" w:w="3200"/>
+            <w:tcMar>
+              <w:top w:type="dxa" w:w="80"/>
+              <w:left w:type="dxa" w:w="100"/>
+              <w:bottom w:type="dxa" w:w="80"/>
+              <w:right w:type="dxa" w:w="100"/>
+            </w:tcMar>
+          </w:tcPr>
+          <w:p>
+            <w:pPr>
+              <w:jc w:val="left"/>
+            </w:pPr>
+            <w:r>
+              <w:rPr>
+                <w:b w:val="false"/>
+                <w:bCs w:val="false"/>
+                <w:color w:val="000000"/>
+                <w:sz w:val="19"/>
+                <w:szCs w:val="19"/>
+              </w:rPr>
+              <w:t xml:space="preserve">4.0793</w:t>
+            </w:r>
+          </w:p>
+        </w:tc>
+        <w:tc>
+          <w:tcPr>
+            <w:tcW w:type="dxa" w:w="3200"/>
+            <w:tcMar>
+              <w:top w:type="dxa" w:w="80"/>
+              <w:left w:type="dxa" w:w="100"/>
+              <w:bottom w:type="dxa" w:w="80"/>
+              <w:right w:type="dxa" w:w="100"/>
+            </w:tcMar>
+          </w:tcPr>
+          <w:p>
+            <w:pPr>
+              <w:jc w:val="left"/>
+            </w:pPr>
+            <w:r>
+              <w:rPr>
+                <w:b w:val="false"/>
+                <w:bCs w:val="false"/>
+                <w:color w:val="000000"/>
+                <w:sz w:val="19"/>
+                <w:szCs w:val="19"/>
+              </w:rPr>
+              <w:t xml:space="preserve">3.8210</w:t>
+            </w:r>
+          </w:p>
+        </w:tc>
+      </w:tr>
+      <w:tr>
+        <w:tc>
+          <w:tcPr>
+            <w:tcW w:type="dxa" w:w="2500"/>
+            <w:shd w:fill="F2F2F2" w:color="auto" w:val="clear"/>
+            <w:tcMar>
+              <w:top w:type="dxa" w:w="80"/>
+              <w:left w:type="dxa" w:w="100"/>
+              <w:bottom w:type="dxa" w:w="80"/>
+              <w:right w:type="dxa" w:w="100"/>
+            </w:tcMar>
+          </w:tcPr>
+          <w:p>
+            <w:pPr>
+              <w:jc w:val="left"/>
+            </w:pPr>
+            <w:r>
+              <w:rPr>
+                <w:b w:val="false"/>
+                <w:bCs w:val="false"/>
+                <w:color w:val="000000"/>
+                <w:sz w:val="19"/>
+                <w:szCs w:val="19"/>
+              </w:rPr>
+              <w:t xml:space="preserve">4</w:t>
+            </w:r>
+          </w:p>
+        </w:tc>
+        <w:tc>
+          <w:tcPr>
+            <w:tcW w:type="dxa" w:w="3200"/>
+            <w:shd w:fill="F2F2F2" w:color="auto" w:val="clear"/>
+            <w:tcMar>
+              <w:top w:type="dxa" w:w="80"/>
+              <w:left w:type="dxa" w:w="100"/>
+              <w:bottom w:type="dxa" w:w="80"/>
+              <w:right w:type="dxa" w:w="100"/>
+            </w:tcMar>
+          </w:tcPr>
+          <w:p>
+            <w:pPr>
+              <w:jc w:val="left"/>
+            </w:pPr>
+            <w:r>
+              <w:rPr>
+                <w:b w:val="false"/>
+                <w:bCs w:val="false"/>
+                <w:color w:val="000000"/>
+                <w:sz w:val="19"/>
+                <w:szCs w:val="19"/>
+              </w:rPr>
+              <w:t xml:space="preserve">4.0032</w:t>
+            </w:r>
+          </w:p>
+        </w:tc>
+        <w:tc>
+          <w:tcPr>
+            <w:tcW w:type="dxa" w:w="3200"/>
+            <w:shd w:fill="F2F2F2" w:color="auto" w:val="clear"/>
+            <w:tcMar>
+              <w:top w:type="dxa" w:w="80"/>
+              <w:left w:type="dxa" w:w="100"/>
+              <w:bottom w:type="dxa" w:w="80"/>
+              <w:right w:type="dxa" w:w="100"/>
+            </w:tcMar>
+          </w:tcPr>
+          <w:p>
+            <w:pPr>
+              <w:jc w:val="left"/>
+            </w:pPr>
+            <w:r>
+              <w:rPr>
+                <w:b w:val="false"/>
+                <w:bCs w:val="false"/>
+                <w:color w:val="000000"/>
+                <w:sz w:val="19"/>
+                <w:szCs w:val="19"/>
+              </w:rPr>
+              <w:t xml:space="preserve">3.7738</w:t>
+            </w:r>
+          </w:p>
+        </w:tc>
+      </w:tr>
+      <w:tr>
+        <w:tc>
+          <w:tcPr>
+            <w:tcW w:type="dxa" w:w="2500"/>
+            <w:tcMar>
+              <w:top w:type="dxa" w:w="80"/>
+              <w:left w:type="dxa" w:w="100"/>
+              <w:bottom w:type="dxa" w:w="80"/>
+              <w:right w:type="dxa" w:w="100"/>
+            </w:tcMar>
+          </w:tcPr>
+          <w:p>
+            <w:pPr>
+              <w:jc w:val="left"/>
+            </w:pPr>
+            <w:r>
+              <w:rPr>
+                <w:b w:val="false"/>
+                <w:bCs w:val="false"/>
+                <w:color w:val="000000"/>
+                <w:sz w:val="19"/>
+                <w:szCs w:val="19"/>
+              </w:rPr>
+              <w:t xml:space="preserve">5</w:t>
+            </w:r>
+          </w:p>
+        </w:tc>
+        <w:tc>
+          <w:tcPr>
+            <w:tcW w:type="dxa" w:w="3200"/>
+            <w:tcMar>
+              <w:top w:type="dxa" w:w="80"/>
+              <w:left w:type="dxa" w:w="100"/>
+              <w:bottom w:type="dxa" w:w="80"/>
+              <w:right w:type="dxa" w:w="100"/>
+            </w:tcMar>
+          </w:tcPr>
+          <w:p>
+            <w:pPr>
+              <w:jc w:val="left"/>
+            </w:pPr>
+            <w:r>
+              <w:rPr>
+                <w:b w:val="false"/>
+                <w:bCs w:val="false"/>
+                <w:color w:val="000000"/>
+                <w:sz w:val="19"/>
+                <w:szCs w:val="19"/>
+              </w:rPr>
+              <w:t xml:space="preserve">3.9539</w:t>
+            </w:r>
+          </w:p>
+        </w:tc>
+        <w:tc>
+          <w:tcPr>
+            <w:tcW w:type="dxa" w:w="3200"/>
+            <w:tcMar>
+              <w:top w:type="dxa" w:w="80"/>
+              <w:left w:type="dxa" w:w="100"/>
+              <w:bottom w:type="dxa" w:w="80"/>
+              <w:right w:type="dxa" w:w="100"/>
+            </w:tcMar>
+          </w:tcPr>
+          <w:p>
+            <w:pPr>
+              <w:jc w:val="left"/>
+            </w:pPr>
+            <w:r>
+              <w:rPr>
+                <w:b w:val="false"/>
+                <w:bCs w:val="false"/>
+                <w:color w:val="000000"/>
+                <w:sz w:val="19"/>
+                <w:szCs w:val="19"/>
+              </w:rPr>
+              <w:t xml:space="preserve">3.7530</w:t>
+            </w:r>
+          </w:p>
+        </w:tc>
+      </w:tr>
+      <w:tr>
+        <w:tc>
+          <w:tcPr>
+            <w:tcW w:type="dxa" w:w="2500"/>
+            <w:shd w:fill="F2F2F2" w:color="auto" w:val="clear"/>
+            <w:tcMar>
+              <w:top w:type="dxa" w:w="80"/>
+              <w:left w:type="dxa" w:w="100"/>
+              <w:bottom w:type="dxa" w:w="80"/>
+              <w:right w:type="dxa" w:w="100"/>
+            </w:tcMar>
+          </w:tcPr>
+          <w:p>
+            <w:pPr>
+              <w:jc w:val="left"/>
+            </w:pPr>
+            <w:r>
+              <w:rPr>
+                <w:b w:val="false"/>
+                <w:bCs w:val="false"/>
+                <w:color w:val="000000"/>
+                <w:sz w:val="19"/>
+                <w:szCs w:val="19"/>
+              </w:rPr>
+              <w:t xml:space="preserve">6</w:t>
+            </w:r>
+          </w:p>
+        </w:tc>
+        <w:tc>
+          <w:tcPr>
+            <w:tcW w:type="dxa" w:w="3200"/>
+            <w:shd w:fill="F2F2F2" w:color="auto" w:val="clear"/>
+            <w:tcMar>
+              <w:top w:type="dxa" w:w="80"/>
+              <w:left w:type="dxa" w:w="100"/>
+              <w:bottom w:type="dxa" w:w="80"/>
+              <w:right w:type="dxa" w:w="100"/>
+            </w:tcMar>
+          </w:tcPr>
+          <w:p>
+            <w:pPr>
+              <w:jc w:val="left"/>
+            </w:pPr>
+            <w:r>
+              <w:rPr>
+                <w:b w:val="false"/>
+                <w:bCs w:val="false"/>
+                <w:color w:val="000000"/>
+                <w:sz w:val="19"/>
+                <w:szCs w:val="19"/>
+              </w:rPr>
+              <w:t xml:space="preserve">3.8977</w:t>
+            </w:r>
+          </w:p>
+        </w:tc>
+        <w:tc>
+          <w:tcPr>
+            <w:tcW w:type="dxa" w:w="3200"/>
+            <w:shd w:fill="F2F2F2" w:color="auto" w:val="clear"/>
+            <w:tcMar>
+              <w:top w:type="dxa" w:w="80"/>
+              <w:left w:type="dxa" w:w="100"/>
+              <w:bottom w:type="dxa" w:w="80"/>
+              <w:right w:type="dxa" w:w="100"/>
+            </w:tcMar>
+          </w:tcPr>
+          <w:p>
+            <w:pPr>
+              <w:jc w:val="left"/>
+            </w:pPr>
+            <w:r>
+              <w:rPr>
+                <w:b w:val="false"/>
+                <w:bCs w:val="false"/>
+                <w:color w:val="000000"/>
+                <w:sz w:val="19"/>
+                <w:szCs w:val="19"/>
+              </w:rPr>
+              <w:t xml:space="preserve">3.7494</w:t>
+            </w:r>
+          </w:p>
+        </w:tc>
+      </w:tr>
+    </w:tbl>
     <w:p>
       <w:pPr>
         <w:spacing w:after="160"/>
       </w:pPr>
       <w:r>
-        <w:t xml:space="preserve">Saved adapter location: ./adapters/distilgpt2-debug-assistant-lora/ — only the LoRA A/B matrices and tokenizer config (a few MB), not the full 82M-parameter base model, which is the point of parameter-efficient fine-tuning.</w:t>
+        <w:t xml:space="preserve">Final validation perplexity: 42.50. Trainable parameters: 405,504 of 82,318,080 total (0.4926%), confirming the LoRA adapter is indeed updating well under 1% of parameters. The adapter was confirmed saved to ./adapters/distilgpt2-debug-assistant-lora/ (a few MB, not the full 82M-parameter base model).</w:t>
+      </w:r>
+    </w:p>
+    <w:p>
+      <w:pPr>
+        <w:spacing w:after="160"/>
+      </w:pPr>
+      <w:r>
+        <w:t xml:space="preserve">This is a healthier convergence pattern than initially hypothesized. Validation loss decreases monotonically every single epoch (3.97 -&gt; 3.89 -&gt; 3.82 -&gt; 3.77 -&gt; 3.75 -&gt; 3.75), with no divergence between training and validation loss — by the loss metric alone, there is no sign of overfitting across all 6 epochs, and load_best_model_at_end=True correctly kept the final (best) checkpoint.</w:t>
+      </w:r>
+    </w:p>
+    <w:p>
+      <w:pPr>
+        <w:spacing w:after="160"/>
+      </w:pPr>
+      <w:r>
+        <w:t xml:space="preserve">So why did Task 4 still show degraded free-form generation fluency relative to baseline? The more precise explanation, now that the real numbers are available, is undertraining rather than overfitting: 6 epochs over 96 examples with an effective batch size of 16 is only 36 total optimizer steps, and a final validation perplexity of 42.5 is still quite high for a fine-tuned checkpoint — the model remains fairly uncertain about its next-token predictions. Teacher-forced loss (what this table measures) and open-ended sampling stability (what Task 4's free-form generations exercise) are related but distinct properties: a model can have a smoothly decreasing loss curve while still being too undertrained to sample coherently without falling into repetition loops once it drifts slightly off-distribution during autoregressive generation. This is a more accurate, data-grounded explanation than a generic overfitting story, and points to a concrete fix: more training steps (either more epochs or a larger/augmented dataset), not fewer.</w:t>
       </w:r>
     </w:p>
     <w:p>
@@ -6542,7 +7507,7 @@
         <w:spacing w:after="160"/>
       </w:pPr>
       <w:r>
-        <w:t xml:space="preserve">04_comparative_analysis.py re-runs the identical 8 benchmark prompts from Task 2 through the LoRA-adapted model, saves both sets of outputs side by side (comparison_outputs.json), and — once baseline_vs_adapted_scores.csv is populated using the evaluation rubric — produces a grouped bar chart (comparison_scores.png) of mean scores per dimension for baseline vs. adapted.</w:t>
+        <w:t xml:space="preserve">04_comparative_analysis.py re-runs the identical 8 benchmark prompts from Task 2 through the real LoRA-adapted model, saving both sets of outputs side by side. Rubric scores below were assigned by reviewing the actual generated text from both models against the evaluation rubric, 1 (worst) to 5 (best) per dimension.</w:t>
       </w:r>
     </w:p>
     <w:p>
@@ -6551,7 +7516,1861 @@
         <w:spacing w:after="150" w:before="300"/>
       </w:pPr>
       <w:r>
-        <w:t xml:space="preserve">Expected improvements after LoRA fine-tuning</w:t>
+        <w:t xml:space="preserve">Actual comparison results (real, from the author's run)</w:t>
+      </w:r>
+    </w:p>
+    <w:tbl>
+      <w:tblPr>
+        <w:tblW w:type="dxa" w:w="8900"/>
+        <w:tblBorders>
+          <w:top w:val="single" w:color="auto" w:sz="4"/>
+          <w:left w:val="single" w:color="auto" w:sz="4"/>
+          <w:bottom w:val="single" w:color="auto" w:sz="4"/>
+          <w:right w:val="single" w:color="auto" w:sz="4"/>
+          <w:insideH w:val="single" w:color="auto" w:sz="4"/>
+          <w:insideV w:val="single" w:color="auto" w:sz="4"/>
+        </w:tblBorders>
+      </w:tblPr>
+      <w:tblGrid>
+        <w:gridCol w:w="700"/>
+        <w:gridCol w:w="4000"/>
+        <w:gridCol w:w="4200"/>
+      </w:tblGrid>
+      <w:tr>
+        <w:trPr>
+          <w:tblHeader/>
+        </w:trPr>
+        <w:tc>
+          <w:tcPr>
+            <w:tcW w:type="dxa" w:w="700"/>
+            <w:shd w:fill="1F4E79" w:color="auto" w:val="clear"/>
+            <w:tcMar>
+              <w:top w:type="dxa" w:w="80"/>
+              <w:left w:type="dxa" w:w="100"/>
+              <w:bottom w:type="dxa" w:w="80"/>
+              <w:right w:type="dxa" w:w="100"/>
+            </w:tcMar>
+          </w:tcPr>
+          <w:p>
+            <w:pPr>
+              <w:jc w:val="left"/>
+            </w:pPr>
+            <w:r>
+              <w:rPr>
+                <w:b/>
+                <w:bCs/>
+                <w:color w:val="FFFFFF"/>
+                <w:sz w:val="19"/>
+                <w:szCs w:val="19"/>
+              </w:rPr>
+              <w:t xml:space="preserve">ID</w:t>
+            </w:r>
+          </w:p>
+        </w:tc>
+        <w:tc>
+          <w:tcPr>
+            <w:tcW w:type="dxa" w:w="4000"/>
+            <w:shd w:fill="1F4E79" w:color="auto" w:val="clear"/>
+            <w:tcMar>
+              <w:top w:type="dxa" w:w="80"/>
+              <w:left w:type="dxa" w:w="100"/>
+              <w:bottom w:type="dxa" w:w="80"/>
+              <w:right w:type="dxa" w:w="100"/>
+            </w:tcMar>
+          </w:tcPr>
+          <w:p>
+            <w:pPr>
+              <w:jc w:val="left"/>
+            </w:pPr>
+            <w:r>
+              <w:rPr>
+                <w:b/>
+                <w:bCs/>
+                <w:color w:val="FFFFFF"/>
+                <w:sz w:val="19"/>
+                <w:szCs w:val="19"/>
+              </w:rPr>
+              <w:t xml:space="preserve">Baseline (excerpt)</w:t>
+            </w:r>
+          </w:p>
+        </w:tc>
+        <w:tc>
+          <w:tcPr>
+            <w:tcW w:type="dxa" w:w="4200"/>
+            <w:shd w:fill="1F4E79" w:color="auto" w:val="clear"/>
+            <w:tcMar>
+              <w:top w:type="dxa" w:w="80"/>
+              <w:left w:type="dxa" w:w="100"/>
+              <w:bottom w:type="dxa" w:w="80"/>
+              <w:right w:type="dxa" w:w="100"/>
+            </w:tcMar>
+          </w:tcPr>
+          <w:p>
+            <w:pPr>
+              <w:jc w:val="left"/>
+            </w:pPr>
+            <w:r>
+              <w:rPr>
+                <w:b/>
+                <w:bCs/>
+                <w:color w:val="FFFFFF"/>
+                <w:sz w:val="19"/>
+                <w:szCs w:val="19"/>
+              </w:rPr>
+              <w:t xml:space="preserve">Adapted (excerpt)</w:t>
+            </w:r>
+          </w:p>
+        </w:tc>
+      </w:tr>
+      <w:tr>
+        <w:tc>
+          <w:tcPr>
+            <w:tcW w:type="dxa" w:w="700"/>
+            <w:tcMar>
+              <w:top w:type="dxa" w:w="80"/>
+              <w:left w:type="dxa" w:w="100"/>
+              <w:bottom w:type="dxa" w:w="80"/>
+              <w:right w:type="dxa" w:w="100"/>
+            </w:tcMar>
+          </w:tcPr>
+          <w:p>
+            <w:pPr>
+              <w:jc w:val="left"/>
+            </w:pPr>
+            <w:r>
+              <w:rPr>
+                <w:b w:val="false"/>
+                <w:bCs w:val="false"/>
+                <w:color w:val="000000"/>
+                <w:sz w:val="19"/>
+                <w:szCs w:val="19"/>
+              </w:rPr>
+              <w:t xml:space="preserve">B1</w:t>
+            </w:r>
+          </w:p>
+        </w:tc>
+        <w:tc>
+          <w:tcPr>
+            <w:tcW w:type="dxa" w:w="4000"/>
+            <w:tcMar>
+              <w:top w:type="dxa" w:w="80"/>
+              <w:left w:type="dxa" w:w="100"/>
+              <w:bottom w:type="dxa" w:w="80"/>
+              <w:right w:type="dxa" w:w="100"/>
+            </w:tcMar>
+          </w:tcPr>
+          <w:p>
+            <w:pPr>
+              <w:jc w:val="left"/>
+            </w:pPr>
+            <w:r>
+              <w:rPr>
+                <w:b w:val="false"/>
+                <w:bCs w:val="false"/>
+                <w:color w:val="000000"/>
+                <w:sz w:val="19"/>
+                <w:szCs w:val="19"/>
+              </w:rPr>
+              <w:t xml:space="preserve">is a key value.
+In the first line of the file, the following line is missing:
+. "user" is ...</w:t>
+            </w:r>
+          </w:p>
+        </w:tc>
+        <w:tc>
+          <w:tcPr>
+            <w:tcW w:type="dxa" w:w="4200"/>
+            <w:tcMar>
+              <w:top w:type="dxa" w:w="80"/>
+              <w:left w:type="dxa" w:w="100"/>
+              <w:bottom w:type="dxa" w:w="80"/>
+              <w:right w:type="dxa" w:w="100"/>
+            </w:tcMar>
+          </w:tcPr>
+          <w:p>
+            <w:pPr>
+              <w:jc w:val="left"/>
+            </w:pPr>
+            <w:r>
+              <w:rPr>
+                <w:b w:val="false"/>
+                <w:bCs w:val="false"/>
+                <w:color w:val="000000"/>
+                <w:sz w:val="19"/>
+                <w:szCs w:val="19"/>
+              </w:rPr>
+              <w:t xml:space="preserve"># __init__ # Return the following output:
+__main__
+# main ()
+# print 'Error:
+user' - 'use...</w:t>
+            </w:r>
+          </w:p>
+        </w:tc>
+      </w:tr>
+      <w:tr>
+        <w:tc>
+          <w:tcPr>
+            <w:tcW w:type="dxa" w:w="700"/>
+            <w:shd w:fill="F2F2F2" w:color="auto" w:val="clear"/>
+            <w:tcMar>
+              <w:top w:type="dxa" w:w="80"/>
+              <w:left w:type="dxa" w:w="100"/>
+              <w:bottom w:type="dxa" w:w="80"/>
+              <w:right w:type="dxa" w:w="100"/>
+            </w:tcMar>
+          </w:tcPr>
+          <w:p>
+            <w:pPr>
+              <w:jc w:val="left"/>
+            </w:pPr>
+            <w:r>
+              <w:rPr>
+                <w:b w:val="false"/>
+                <w:bCs w:val="false"/>
+                <w:color w:val="000000"/>
+                <w:sz w:val="19"/>
+                <w:szCs w:val="19"/>
+              </w:rPr>
+              <w:t xml:space="preserve">B2</w:t>
+            </w:r>
+          </w:p>
+        </w:tc>
+        <w:tc>
+          <w:tcPr>
+            <w:tcW w:type="dxa" w:w="4000"/>
+            <w:shd w:fill="F2F2F2" w:color="auto" w:val="clear"/>
+            <w:tcMar>
+              <w:top w:type="dxa" w:w="80"/>
+              <w:left w:type="dxa" w:w="100"/>
+              <w:bottom w:type="dxa" w:w="80"/>
+              <w:right w:type="dxa" w:w="100"/>
+            </w:tcMar>
+          </w:tcPr>
+          <w:p>
+            <w:pPr>
+              <w:jc w:val="left"/>
+            </w:pPr>
+            <w:r>
+              <w:rPr>
+                <w:b w:val="false"/>
+                <w:bCs w:val="false"/>
+                <w:color w:val="000000"/>
+                <w:sz w:val="19"/>
+                <w:szCs w:val="19"/>
+              </w:rPr>
+              <w:t xml:space="preserve">The above code is written in the following code:</w:t>
+            </w:r>
+          </w:p>
+        </w:tc>
+        <w:tc>
+          <w:tcPr>
+            <w:tcW w:type="dxa" w:w="4200"/>
+            <w:shd w:fill="F2F2F2" w:color="auto" w:val="clear"/>
+            <w:tcMar>
+              <w:top w:type="dxa" w:w="80"/>
+              <w:left w:type="dxa" w:w="100"/>
+              <w:bottom w:type="dxa" w:w="80"/>
+              <w:right w:type="dxa" w:w="100"/>
+            </w:tcMar>
+          </w:tcPr>
+          <w:p>
+            <w:pPr>
+              <w:jc w:val="left"/>
+            </w:pPr>
+            <w:r>
+              <w:rPr>
+                <w:b w:val="false"/>
+                <w:bCs w:val="false"/>
+                <w:color w:val="000000"/>
+                <w:sz w:val="19"/>
+                <w:szCs w:val="19"/>
+              </w:rPr>
+              <w:t xml:space="preserve">Python, Python, Python</w:t>
+            </w:r>
+          </w:p>
+        </w:tc>
+      </w:tr>
+      <w:tr>
+        <w:tc>
+          <w:tcPr>
+            <w:tcW w:type="dxa" w:w="700"/>
+            <w:tcMar>
+              <w:top w:type="dxa" w:w="80"/>
+              <w:left w:type="dxa" w:w="100"/>
+              <w:bottom w:type="dxa" w:w="80"/>
+              <w:right w:type="dxa" w:w="100"/>
+            </w:tcMar>
+          </w:tcPr>
+          <w:p>
+            <w:pPr>
+              <w:jc w:val="left"/>
+            </w:pPr>
+            <w:r>
+              <w:rPr>
+                <w:b w:val="false"/>
+                <w:bCs w:val="false"/>
+                <w:color w:val="000000"/>
+                <w:sz w:val="19"/>
+                <w:szCs w:val="19"/>
+              </w:rPr>
+              <w:t xml:space="preserve">B3</w:t>
+            </w:r>
+          </w:p>
+        </w:tc>
+        <w:tc>
+          <w:tcPr>
+            <w:tcW w:type="dxa" w:w="4000"/>
+            <w:tcMar>
+              <w:top w:type="dxa" w:w="80"/>
+              <w:left w:type="dxa" w:w="100"/>
+              <w:bottom w:type="dxa" w:w="80"/>
+              <w:right w:type="dxa" w:w="100"/>
+            </w:tcMar>
+          </w:tcPr>
+          <w:p>
+            <w:pPr>
+              <w:jc w:val="left"/>
+            </w:pPr>
+            <w:r>
+              <w:rPr>
+                <w:b w:val="false"/>
+                <w:bCs w:val="false"/>
+                <w:color w:val="000000"/>
+                <w:sz w:val="19"/>
+                <w:szCs w:val="19"/>
+              </w:rPr>
+              <w:t xml:space="preserve">% $0.00
+def add_discard(price) :
+$0.01
+def set_discarded(price):
+$1.00 # expected 100 % $1...</w:t>
+            </w:r>
+          </w:p>
+        </w:tc>
+        <w:tc>
+          <w:tcPr>
+            <w:tcW w:type="dxa" w:w="4200"/>
+            <w:tcMar>
+              <w:top w:type="dxa" w:w="80"/>
+              <w:left w:type="dxa" w:w="100"/>
+              <w:bottom w:type="dxa" w:w="80"/>
+              <w:right w:type="dxa" w:w="100"/>
+            </w:tcMar>
+          </w:tcPr>
+          <w:p>
+            <w:pPr>
+              <w:jc w:val="left"/>
+            </w:pPr>
+            <w:r>
+              <w:rPr>
+                <w:b w:val="false"/>
+                <w:bCs w:val="false"/>
+                <w:color w:val="000000"/>
+                <w:sz w:val="19"/>
+                <w:szCs w:val="19"/>
+              </w:rPr>
+              <w:t xml:space="preserve">import 'import 'self' def apply_exclude(price)
+def print(apply(price_exclusion(price))
+...</w:t>
+            </w:r>
+          </w:p>
+        </w:tc>
+      </w:tr>
+      <w:tr>
+        <w:tc>
+          <w:tcPr>
+            <w:tcW w:type="dxa" w:w="700"/>
+            <w:shd w:fill="F2F2F2" w:color="auto" w:val="clear"/>
+            <w:tcMar>
+              <w:top w:type="dxa" w:w="80"/>
+              <w:left w:type="dxa" w:w="100"/>
+              <w:bottom w:type="dxa" w:w="80"/>
+              <w:right w:type="dxa" w:w="100"/>
+            </w:tcMar>
+          </w:tcPr>
+          <w:p>
+            <w:pPr>
+              <w:jc w:val="left"/>
+            </w:pPr>
+            <w:r>
+              <w:rPr>
+                <w:b w:val="false"/>
+                <w:bCs w:val="false"/>
+                <w:color w:val="000000"/>
+                <w:sz w:val="19"/>
+                <w:szCs w:val="19"/>
+              </w:rPr>
+              <w:t xml:space="preserve">B4</w:t>
+            </w:r>
+          </w:p>
+        </w:tc>
+        <w:tc>
+          <w:tcPr>
+            <w:tcW w:type="dxa" w:w="4000"/>
+            <w:shd w:fill="F2F2F2" w:color="auto" w:val="clear"/>
+            <w:tcMar>
+              <w:top w:type="dxa" w:w="80"/>
+              <w:left w:type="dxa" w:w="100"/>
+              <w:bottom w:type="dxa" w:w="80"/>
+              <w:right w:type="dxa" w:w="100"/>
+            </w:tcMar>
+          </w:tcPr>
+          <w:p>
+            <w:pPr>
+              <w:jc w:val="left"/>
+            </w:pPr>
+            <w:r>
+              <w:rPr>
+                <w:b w:val="false"/>
+                <w:bCs w:val="false"/>
+                <w:color w:val="000000"/>
+                <w:sz w:val="19"/>
+                <w:szCs w:val="19"/>
+              </w:rPr>
+              <w:t xml:space="preserve">The problem is that the type of arguments you're using will not be used.
+There's no such t...</w:t>
+            </w:r>
+          </w:p>
+        </w:tc>
+        <w:tc>
+          <w:tcPr>
+            <w:tcW w:type="dxa" w:w="4200"/>
+            <w:shd w:fill="F2F2F2" w:color="auto" w:val="clear"/>
+            <w:tcMar>
+              <w:top w:type="dxa" w:w="80"/>
+              <w:left w:type="dxa" w:w="100"/>
+              <w:bottom w:type="dxa" w:w="80"/>
+              <w:right w:type="dxa" w:w="100"/>
+            </w:tcMar>
+          </w:tcPr>
+          <w:p>
+            <w:pPr>
+              <w:jc w:val="left"/>
+            </w:pPr>
+            <w:r>
+              <w:rPr>
+                <w:b w:val="false"/>
+                <w:bCs w:val="false"/>
+                <w:color w:val="000000"/>
+                <w:sz w:val="19"/>
+                <w:szCs w:val="19"/>
+              </w:rPr>
+              <w:t xml:space="preserve">I've seen a few examples where I'd use a bare` clause that is not a `except` clause.
+### T...</w:t>
+            </w:r>
+          </w:p>
+        </w:tc>
+      </w:tr>
+      <w:tr>
+        <w:tc>
+          <w:tcPr>
+            <w:tcW w:type="dxa" w:w="700"/>
+            <w:tcMar>
+              <w:top w:type="dxa" w:w="80"/>
+              <w:left w:type="dxa" w:w="100"/>
+              <w:bottom w:type="dxa" w:w="80"/>
+              <w:right w:type="dxa" w:w="100"/>
+            </w:tcMar>
+          </w:tcPr>
+          <w:p>
+            <w:pPr>
+              <w:jc w:val="left"/>
+            </w:pPr>
+            <w:r>
+              <w:rPr>
+                <w:b w:val="false"/>
+                <w:bCs w:val="false"/>
+                <w:color w:val="000000"/>
+                <w:sz w:val="19"/>
+                <w:szCs w:val="19"/>
+              </w:rPr>
+              <w:t xml:space="preserve">B5</w:t>
+            </w:r>
+          </w:p>
+        </w:tc>
+        <w:tc>
+          <w:tcPr>
+            <w:tcW w:type="dxa" w:w="4000"/>
+            <w:tcMar>
+              <w:top w:type="dxa" w:w="80"/>
+              <w:left w:type="dxa" w:w="100"/>
+              <w:bottom w:type="dxa" w:w="80"/>
+              <w:right w:type="dxa" w:w="100"/>
+            </w:tcMar>
+          </w:tcPr>
+          <w:p>
+            <w:pPr>
+              <w:jc w:val="left"/>
+            </w:pPr>
+            <w:r>
+              <w:rPr>
+                <w:b w:val="false"/>
+                <w:bCs w:val="false"/>
+                <w:color w:val="000000"/>
+                <w:sz w:val="19"/>
+                <w:szCs w:val="19"/>
+              </w:rPr>
+              <w:t xml:space="preserve">[i-1] = 0
+[j-1]:
+[s-1]] = 1
+[k-1][k-2] = 1</w:t>
+            </w:r>
+          </w:p>
+        </w:tc>
+        <w:tc>
+          <w:tcPr>
+            <w:tcW w:type="dxa" w:w="4200"/>
+            <w:tcMar>
+              <w:top w:type="dxa" w:w="80"/>
+              <w:left w:type="dxa" w:w="100"/>
+              <w:bottom w:type="dxa" w:w="80"/>
+              <w:right w:type="dxa" w:w="100"/>
+            </w:tcMar>
+          </w:tcPr>
+          <w:p>
+            <w:pPr>
+              <w:jc w:val="left"/>
+            </w:pPr>
+            <w:r>
+              <w:rPr>
+                <w:b w:val="false"/>
+                <w:bCs w:val="false"/>
+                <w:color w:val="000000"/>
+                <w:sz w:val="19"/>
+                <w:szCs w:val="19"/>
+              </w:rPr>
+              <w:t xml:space="preserve">In this example, I have a single call to my program that is not a simple one, and that is ...</w:t>
+            </w:r>
+          </w:p>
+        </w:tc>
+      </w:tr>
+      <w:tr>
+        <w:tc>
+          <w:tcPr>
+            <w:tcW w:type="dxa" w:w="700"/>
+            <w:shd w:fill="F2F2F2" w:color="auto" w:val="clear"/>
+            <w:tcMar>
+              <w:top w:type="dxa" w:w="80"/>
+              <w:left w:type="dxa" w:w="100"/>
+              <w:bottom w:type="dxa" w:w="80"/>
+              <w:right w:type="dxa" w:w="100"/>
+            </w:tcMar>
+          </w:tcPr>
+          <w:p>
+            <w:pPr>
+              <w:jc w:val="left"/>
+            </w:pPr>
+            <w:r>
+              <w:rPr>
+                <w:b w:val="false"/>
+                <w:bCs w:val="false"/>
+                <w:color w:val="000000"/>
+                <w:sz w:val="19"/>
+                <w:szCs w:val="19"/>
+              </w:rPr>
+              <w:t xml:space="preserve">B6</w:t>
+            </w:r>
+          </w:p>
+        </w:tc>
+        <w:tc>
+          <w:tcPr>
+            <w:tcW w:type="dxa" w:w="4000"/>
+            <w:shd w:fill="F2F2F2" w:color="auto" w:val="clear"/>
+            <w:tcMar>
+              <w:top w:type="dxa" w:w="80"/>
+              <w:left w:type="dxa" w:w="100"/>
+              <w:bottom w:type="dxa" w:w="80"/>
+              <w:right w:type="dxa" w:w="100"/>
+            </w:tcMar>
+          </w:tcPr>
+          <w:p>
+            <w:pPr>
+              <w:jc w:val="left"/>
+            </w:pPr>
+            <w:r>
+              <w:rPr>
+                <w:b w:val="false"/>
+                <w:bCs w:val="false"/>
+                <w:color w:val="000000"/>
+                <w:sz w:val="19"/>
+                <w:szCs w:val="19"/>
+              </w:rPr>
+              <w:t xml:space="preserve">That's the question, and we're trying to figure out what it's like to be debugging a new c...</w:t>
+            </w:r>
+          </w:p>
+        </w:tc>
+        <w:tc>
+          <w:tcPr>
+            <w:tcW w:type="dxa" w:w="4200"/>
+            <w:shd w:fill="F2F2F2" w:color="auto" w:val="clear"/>
+            <w:tcMar>
+              <w:top w:type="dxa" w:w="80"/>
+              <w:left w:type="dxa" w:w="100"/>
+              <w:bottom w:type="dxa" w:w="80"/>
+              <w:right w:type="dxa" w:w="100"/>
+            </w:tcMar>
+          </w:tcPr>
+          <w:p>
+            <w:pPr>
+              <w:jc w:val="left"/>
+            </w:pPr>
+            <w:r>
+              <w:rPr>
+                <w:b w:val="false"/>
+                <w:bCs w:val="false"/>
+                <w:color w:val="000000"/>
+                <w:sz w:val="19"/>
+                <w:szCs w:val="19"/>
+              </w:rPr>
+              <w:t xml:space="preserve">If the compiler doesn't provide a single message to the user, the compiler can't debug it....</w:t>
+            </w:r>
+          </w:p>
+        </w:tc>
+      </w:tr>
+      <w:tr>
+        <w:tc>
+          <w:tcPr>
+            <w:tcW w:type="dxa" w:w="700"/>
+            <w:tcMar>
+              <w:top w:type="dxa" w:w="80"/>
+              <w:left w:type="dxa" w:w="100"/>
+              <w:bottom w:type="dxa" w:w="80"/>
+              <w:right w:type="dxa" w:w="100"/>
+            </w:tcMar>
+          </w:tcPr>
+          <w:p>
+            <w:pPr>
+              <w:jc w:val="left"/>
+            </w:pPr>
+            <w:r>
+              <w:rPr>
+                <w:b w:val="false"/>
+                <w:bCs w:val="false"/>
+                <w:color w:val="000000"/>
+                <w:sz w:val="19"/>
+                <w:szCs w:val="19"/>
+              </w:rPr>
+              <w:t xml:space="preserve">B7</w:t>
+            </w:r>
+          </w:p>
+        </w:tc>
+        <w:tc>
+          <w:tcPr>
+            <w:tcW w:type="dxa" w:w="4000"/>
+            <w:tcMar>
+              <w:top w:type="dxa" w:w="80"/>
+              <w:left w:type="dxa" w:w="100"/>
+              <w:bottom w:type="dxa" w:w="80"/>
+              <w:right w:type="dxa" w:w="100"/>
+            </w:tcMar>
+          </w:tcPr>
+          <w:p>
+            <w:pPr>
+              <w:jc w:val="left"/>
+            </w:pPr>
+            <w:r>
+              <w:rPr>
+                <w:b w:val="false"/>
+                <w:bCs w:val="false"/>
+                <w:color w:val="000000"/>
+                <w:sz w:val="19"/>
+                <w:szCs w:val="19"/>
+              </w:rPr>
+              <w:t xml:space="preserve">I tried it a bit but found it difficult to test the test and couldn't get the test results...</w:t>
+            </w:r>
+          </w:p>
+        </w:tc>
+        <w:tc>
+          <w:tcPr>
+            <w:tcW w:type="dxa" w:w="4200"/>
+            <w:tcMar>
+              <w:top w:type="dxa" w:w="80"/>
+              <w:left w:type="dxa" w:w="100"/>
+              <w:bottom w:type="dxa" w:w="80"/>
+              <w:right w:type="dxa" w:w="100"/>
+            </w:tcMar>
+          </w:tcPr>
+          <w:p>
+            <w:pPr>
+              <w:jc w:val="left"/>
+            </w:pPr>
+            <w:r>
+              <w:rPr>
+                <w:b w:val="false"/>
+                <w:bCs w:val="false"/>
+                <w:color w:val="000000"/>
+                <w:sz w:val="19"/>
+                <w:szCs w:val="19"/>
+              </w:rPr>
+              <w:t xml:space="preserve">&lt;p&gt; My pytest assert failed with 'def 3.000000000` `: assert 3.00000`
+# return 0
+# assert...</w:t>
+            </w:r>
+          </w:p>
+        </w:tc>
+      </w:tr>
+      <w:tr>
+        <w:tc>
+          <w:tcPr>
+            <w:tcW w:type="dxa" w:w="700"/>
+            <w:shd w:fill="F2F2F2" w:color="auto" w:val="clear"/>
+            <w:tcMar>
+              <w:top w:type="dxa" w:w="80"/>
+              <w:left w:type="dxa" w:w="100"/>
+              <w:bottom w:type="dxa" w:w="80"/>
+              <w:right w:type="dxa" w:w="100"/>
+            </w:tcMar>
+          </w:tcPr>
+          <w:p>
+            <w:pPr>
+              <w:jc w:val="left"/>
+            </w:pPr>
+            <w:r>
+              <w:rPr>
+                <w:b w:val="false"/>
+                <w:bCs w:val="false"/>
+                <w:color w:val="000000"/>
+                <w:sz w:val="19"/>
+                <w:szCs w:val="19"/>
+              </w:rPr>
+              <w:t xml:space="preserve">B8</w:t>
+            </w:r>
+          </w:p>
+        </w:tc>
+        <w:tc>
+          <w:tcPr>
+            <w:tcW w:type="dxa" w:w="4000"/>
+            <w:shd w:fill="F2F2F2" w:color="auto" w:val="clear"/>
+            <w:tcMar>
+              <w:top w:type="dxa" w:w="80"/>
+              <w:left w:type="dxa" w:w="100"/>
+              <w:bottom w:type="dxa" w:w="80"/>
+              <w:right w:type="dxa" w:w="100"/>
+            </w:tcMar>
+          </w:tcPr>
+          <w:p>
+            <w:pPr>
+              <w:jc w:val="left"/>
+            </w:pPr>
+            <w:r>
+              <w:rPr>
+                <w:b w:val="false"/>
+                <w:bCs w:val="false"/>
+                <w:color w:val="000000"/>
+                <w:sz w:val="19"/>
+                <w:szCs w:val="19"/>
+              </w:rPr>
+              <w:t xml:space="preserve">I’m not sure how to fix this.
+You can use the following to fix it.
+$ python -m "moduleNotF...</w:t>
+            </w:r>
+          </w:p>
+        </w:tc>
+        <w:tc>
+          <w:tcPr>
+            <w:tcW w:type="dxa" w:w="4200"/>
+            <w:shd w:fill="F2F2F2" w:color="auto" w:val="clear"/>
+            <w:tcMar>
+              <w:top w:type="dxa" w:w="80"/>
+              <w:left w:type="dxa" w:w="100"/>
+              <w:bottom w:type="dxa" w:w="80"/>
+              <w:right w:type="dxa" w:w="100"/>
+            </w:tcMar>
+          </w:tcPr>
+          <w:p>
+            <w:pPr>
+              <w:jc w:val="left"/>
+            </w:pPr>
+            <w:r>
+              <w:rPr>
+                <w:b w:val="false"/>
+                <w:bCs w:val="false"/>
+                <w:color w:val="000000"/>
+                <w:sz w:val="19"/>
+                <w:szCs w:val="19"/>
+              </w:rPr>
+              <w:t xml:space="preserve">The module 'Module NotFoundError': No module called requests' is not found.
+### The module...</w:t>
+            </w:r>
+          </w:p>
+        </w:tc>
+      </w:tr>
+    </w:tbl>
+    <w:p>
+      <w:pPr>
+        <w:pStyle w:val="Heading3"/>
+        <w:spacing w:after="100" w:before="200"/>
+      </w:pPr>
+      <w:r>
+        <w:t xml:space="preserve">Mean rubric scores by dimension</w:t>
+      </w:r>
+    </w:p>
+    <w:tbl>
+      <w:tblPr>
+        <w:tblW w:type="dxa" w:w="8900"/>
+        <w:tblBorders>
+          <w:top w:val="single" w:color="auto" w:sz="4"/>
+          <w:left w:val="single" w:color="auto" w:sz="4"/>
+          <w:bottom w:val="single" w:color="auto" w:sz="4"/>
+          <w:right w:val="single" w:color="auto" w:sz="4"/>
+          <w:insideH w:val="single" w:color="auto" w:sz="4"/>
+          <w:insideV w:val="single" w:color="auto" w:sz="4"/>
+        </w:tblBorders>
+      </w:tblPr>
+      <w:tblGrid>
+        <w:gridCol w:w="3200"/>
+        <w:gridCol w:w="1900"/>
+        <w:gridCol w:w="1900"/>
+        <w:gridCol w:w="1900"/>
+      </w:tblGrid>
+      <w:tr>
+        <w:trPr>
+          <w:tblHeader/>
+        </w:trPr>
+        <w:tc>
+          <w:tcPr>
+            <w:tcW w:type="dxa" w:w="3200"/>
+            <w:shd w:fill="1F4E79" w:color="auto" w:val="clear"/>
+            <w:tcMar>
+              <w:top w:type="dxa" w:w="80"/>
+              <w:left w:type="dxa" w:w="100"/>
+              <w:bottom w:type="dxa" w:w="80"/>
+              <w:right w:type="dxa" w:w="100"/>
+            </w:tcMar>
+          </w:tcPr>
+          <w:p>
+            <w:pPr>
+              <w:jc w:val="left"/>
+            </w:pPr>
+            <w:r>
+              <w:rPr>
+                <w:b/>
+                <w:bCs/>
+                <w:color w:val="FFFFFF"/>
+                <w:sz w:val="19"/>
+                <w:szCs w:val="19"/>
+              </w:rPr>
+              <w:t xml:space="preserve">Dimension</w:t>
+            </w:r>
+          </w:p>
+        </w:tc>
+        <w:tc>
+          <w:tcPr>
+            <w:tcW w:type="dxa" w:w="1900"/>
+            <w:shd w:fill="1F4E79" w:color="auto" w:val="clear"/>
+            <w:tcMar>
+              <w:top w:type="dxa" w:w="80"/>
+              <w:left w:type="dxa" w:w="100"/>
+              <w:bottom w:type="dxa" w:w="80"/>
+              <w:right w:type="dxa" w:w="100"/>
+            </w:tcMar>
+          </w:tcPr>
+          <w:p>
+            <w:pPr>
+              <w:jc w:val="left"/>
+            </w:pPr>
+            <w:r>
+              <w:rPr>
+                <w:b/>
+                <w:bCs/>
+                <w:color w:val="FFFFFF"/>
+                <w:sz w:val="19"/>
+                <w:szCs w:val="19"/>
+              </w:rPr>
+              <w:t xml:space="preserve">Baseline (mean)</w:t>
+            </w:r>
+          </w:p>
+        </w:tc>
+        <w:tc>
+          <w:tcPr>
+            <w:tcW w:type="dxa" w:w="1900"/>
+            <w:shd w:fill="1F4E79" w:color="auto" w:val="clear"/>
+            <w:tcMar>
+              <w:top w:type="dxa" w:w="80"/>
+              <w:left w:type="dxa" w:w="100"/>
+              <w:bottom w:type="dxa" w:w="80"/>
+              <w:right w:type="dxa" w:w="100"/>
+            </w:tcMar>
+          </w:tcPr>
+          <w:p>
+            <w:pPr>
+              <w:jc w:val="left"/>
+            </w:pPr>
+            <w:r>
+              <w:rPr>
+                <w:b/>
+                <w:bCs/>
+                <w:color w:val="FFFFFF"/>
+                <w:sz w:val="19"/>
+                <w:szCs w:val="19"/>
+              </w:rPr>
+              <w:t xml:space="preserve">Adapted (mean)</w:t>
+            </w:r>
+          </w:p>
+        </w:tc>
+        <w:tc>
+          <w:tcPr>
+            <w:tcW w:type="dxa" w:w="1900"/>
+            <w:shd w:fill="1F4E79" w:color="auto" w:val="clear"/>
+            <w:tcMar>
+              <w:top w:type="dxa" w:w="80"/>
+              <w:left w:type="dxa" w:w="100"/>
+              <w:bottom w:type="dxa" w:w="80"/>
+              <w:right w:type="dxa" w:w="100"/>
+            </w:tcMar>
+          </w:tcPr>
+          <w:p>
+            <w:pPr>
+              <w:jc w:val="left"/>
+            </w:pPr>
+            <w:r>
+              <w:rPr>
+                <w:b/>
+                <w:bCs/>
+                <w:color w:val="FFFFFF"/>
+                <w:sz w:val="19"/>
+                <w:szCs w:val="19"/>
+              </w:rPr>
+              <w:t xml:space="preserve">Change</w:t>
+            </w:r>
+          </w:p>
+        </w:tc>
+      </w:tr>
+      <w:tr>
+        <w:tc>
+          <w:tcPr>
+            <w:tcW w:type="dxa" w:w="3200"/>
+            <w:tcMar>
+              <w:top w:type="dxa" w:w="80"/>
+              <w:left w:type="dxa" w:w="100"/>
+              <w:bottom w:type="dxa" w:w="80"/>
+              <w:right w:type="dxa" w:w="100"/>
+            </w:tcMar>
+          </w:tcPr>
+          <w:p>
+            <w:pPr>
+              <w:jc w:val="left"/>
+            </w:pPr>
+            <w:r>
+              <w:rPr>
+                <w:b w:val="false"/>
+                <w:bCs w:val="false"/>
+                <w:color w:val="000000"/>
+                <w:sz w:val="19"/>
+                <w:szCs w:val="19"/>
+              </w:rPr>
+              <w:t xml:space="preserve">accuracy</w:t>
+            </w:r>
+          </w:p>
+        </w:tc>
+        <w:tc>
+          <w:tcPr>
+            <w:tcW w:type="dxa" w:w="1900"/>
+            <w:tcMar>
+              <w:top w:type="dxa" w:w="80"/>
+              <w:left w:type="dxa" w:w="100"/>
+              <w:bottom w:type="dxa" w:w="80"/>
+              <w:right w:type="dxa" w:w="100"/>
+            </w:tcMar>
+          </w:tcPr>
+          <w:p>
+            <w:pPr>
+              <w:jc w:val="left"/>
+            </w:pPr>
+            <w:r>
+              <w:rPr>
+                <w:b w:val="false"/>
+                <w:bCs w:val="false"/>
+                <w:color w:val="000000"/>
+                <w:sz w:val="19"/>
+                <w:szCs w:val="19"/>
+              </w:rPr>
+              <w:t xml:space="preserve">1.25</w:t>
+            </w:r>
+          </w:p>
+        </w:tc>
+        <w:tc>
+          <w:tcPr>
+            <w:tcW w:type="dxa" w:w="1900"/>
+            <w:tcMar>
+              <w:top w:type="dxa" w:w="80"/>
+              <w:left w:type="dxa" w:w="100"/>
+              <w:bottom w:type="dxa" w:w="80"/>
+              <w:right w:type="dxa" w:w="100"/>
+            </w:tcMar>
+          </w:tcPr>
+          <w:p>
+            <w:pPr>
+              <w:jc w:val="left"/>
+            </w:pPr>
+            <w:r>
+              <w:rPr>
+                <w:b w:val="false"/>
+                <w:bCs w:val="false"/>
+                <w:color w:val="000000"/>
+                <w:sz w:val="19"/>
+                <w:szCs w:val="19"/>
+              </w:rPr>
+              <w:t xml:space="preserve">1.00</w:t>
+            </w:r>
+          </w:p>
+        </w:tc>
+        <w:tc>
+          <w:tcPr>
+            <w:tcW w:type="dxa" w:w="1900"/>
+            <w:tcMar>
+              <w:top w:type="dxa" w:w="80"/>
+              <w:left w:type="dxa" w:w="100"/>
+              <w:bottom w:type="dxa" w:w="80"/>
+              <w:right w:type="dxa" w:w="100"/>
+            </w:tcMar>
+          </w:tcPr>
+          <w:p>
+            <w:pPr>
+              <w:jc w:val="left"/>
+            </w:pPr>
+            <w:r>
+              <w:rPr>
+                <w:b w:val="false"/>
+                <w:bCs w:val="false"/>
+                <w:color w:val="000000"/>
+                <w:sz w:val="19"/>
+                <w:szCs w:val="19"/>
+              </w:rPr>
+              <w:t xml:space="preserve">-0.25</w:t>
+            </w:r>
+          </w:p>
+        </w:tc>
+      </w:tr>
+      <w:tr>
+        <w:tc>
+          <w:tcPr>
+            <w:tcW w:type="dxa" w:w="3200"/>
+            <w:shd w:fill="F2F2F2" w:color="auto" w:val="clear"/>
+            <w:tcMar>
+              <w:top w:type="dxa" w:w="80"/>
+              <w:left w:type="dxa" w:w="100"/>
+              <w:bottom w:type="dxa" w:w="80"/>
+              <w:right w:type="dxa" w:w="100"/>
+            </w:tcMar>
+          </w:tcPr>
+          <w:p>
+            <w:pPr>
+              <w:jc w:val="left"/>
+            </w:pPr>
+            <w:r>
+              <w:rPr>
+                <w:b w:val="false"/>
+                <w:bCs w:val="false"/>
+                <w:color w:val="000000"/>
+                <w:sz w:val="19"/>
+                <w:szCs w:val="19"/>
+              </w:rPr>
+              <w:t xml:space="preserve">relevance</w:t>
+            </w:r>
+          </w:p>
+        </w:tc>
+        <w:tc>
+          <w:tcPr>
+            <w:tcW w:type="dxa" w:w="1900"/>
+            <w:shd w:fill="F2F2F2" w:color="auto" w:val="clear"/>
+            <w:tcMar>
+              <w:top w:type="dxa" w:w="80"/>
+              <w:left w:type="dxa" w:w="100"/>
+              <w:bottom w:type="dxa" w:w="80"/>
+              <w:right w:type="dxa" w:w="100"/>
+            </w:tcMar>
+          </w:tcPr>
+          <w:p>
+            <w:pPr>
+              <w:jc w:val="left"/>
+            </w:pPr>
+            <w:r>
+              <w:rPr>
+                <w:b w:val="false"/>
+                <w:bCs w:val="false"/>
+                <w:color w:val="000000"/>
+                <w:sz w:val="19"/>
+                <w:szCs w:val="19"/>
+              </w:rPr>
+              <w:t xml:space="preserve">1.75</w:t>
+            </w:r>
+          </w:p>
+        </w:tc>
+        <w:tc>
+          <w:tcPr>
+            <w:tcW w:type="dxa" w:w="1900"/>
+            <w:shd w:fill="F2F2F2" w:color="auto" w:val="clear"/>
+            <w:tcMar>
+              <w:top w:type="dxa" w:w="80"/>
+              <w:left w:type="dxa" w:w="100"/>
+              <w:bottom w:type="dxa" w:w="80"/>
+              <w:right w:type="dxa" w:w="100"/>
+            </w:tcMar>
+          </w:tcPr>
+          <w:p>
+            <w:pPr>
+              <w:jc w:val="left"/>
+            </w:pPr>
+            <w:r>
+              <w:rPr>
+                <w:b w:val="false"/>
+                <w:bCs w:val="false"/>
+                <w:color w:val="000000"/>
+                <w:sz w:val="19"/>
+                <w:szCs w:val="19"/>
+              </w:rPr>
+              <w:t xml:space="preserve">1.63</w:t>
+            </w:r>
+          </w:p>
+        </w:tc>
+        <w:tc>
+          <w:tcPr>
+            <w:tcW w:type="dxa" w:w="1900"/>
+            <w:shd w:fill="F2F2F2" w:color="auto" w:val="clear"/>
+            <w:tcMar>
+              <w:top w:type="dxa" w:w="80"/>
+              <w:left w:type="dxa" w:w="100"/>
+              <w:bottom w:type="dxa" w:w="80"/>
+              <w:right w:type="dxa" w:w="100"/>
+            </w:tcMar>
+          </w:tcPr>
+          <w:p>
+            <w:pPr>
+              <w:jc w:val="left"/>
+            </w:pPr>
+            <w:r>
+              <w:rPr>
+                <w:b w:val="false"/>
+                <w:bCs w:val="false"/>
+                <w:color w:val="000000"/>
+                <w:sz w:val="19"/>
+                <w:szCs w:val="19"/>
+              </w:rPr>
+              <w:t xml:space="preserve">-0.13</w:t>
+            </w:r>
+          </w:p>
+        </w:tc>
+      </w:tr>
+      <w:tr>
+        <w:tc>
+          <w:tcPr>
+            <w:tcW w:type="dxa" w:w="3200"/>
+            <w:tcMar>
+              <w:top w:type="dxa" w:w="80"/>
+              <w:left w:type="dxa" w:w="100"/>
+              <w:bottom w:type="dxa" w:w="80"/>
+              <w:right w:type="dxa" w:w="100"/>
+            </w:tcMar>
+          </w:tcPr>
+          <w:p>
+            <w:pPr>
+              <w:jc w:val="left"/>
+            </w:pPr>
+            <w:r>
+              <w:rPr>
+                <w:b w:val="false"/>
+                <w:bCs w:val="false"/>
+                <w:color w:val="000000"/>
+                <w:sz w:val="19"/>
+                <w:szCs w:val="19"/>
+              </w:rPr>
+              <w:t xml:space="preserve">domain_specificity</w:t>
+            </w:r>
+          </w:p>
+        </w:tc>
+        <w:tc>
+          <w:tcPr>
+            <w:tcW w:type="dxa" w:w="1900"/>
+            <w:tcMar>
+              <w:top w:type="dxa" w:w="80"/>
+              <w:left w:type="dxa" w:w="100"/>
+              <w:bottom w:type="dxa" w:w="80"/>
+              <w:right w:type="dxa" w:w="100"/>
+            </w:tcMar>
+          </w:tcPr>
+          <w:p>
+            <w:pPr>
+              <w:jc w:val="left"/>
+            </w:pPr>
+            <w:r>
+              <w:rPr>
+                <w:b w:val="false"/>
+                <w:bCs w:val="false"/>
+                <w:color w:val="000000"/>
+                <w:sz w:val="19"/>
+                <w:szCs w:val="19"/>
+              </w:rPr>
+              <w:t xml:space="preserve">1.38</w:t>
+            </w:r>
+          </w:p>
+        </w:tc>
+        <w:tc>
+          <w:tcPr>
+            <w:tcW w:type="dxa" w:w="1900"/>
+            <w:tcMar>
+              <w:top w:type="dxa" w:w="80"/>
+              <w:left w:type="dxa" w:w="100"/>
+              <w:bottom w:type="dxa" w:w="80"/>
+              <w:right w:type="dxa" w:w="100"/>
+            </w:tcMar>
+          </w:tcPr>
+          <w:p>
+            <w:pPr>
+              <w:jc w:val="left"/>
+            </w:pPr>
+            <w:r>
+              <w:rPr>
+                <w:b w:val="false"/>
+                <w:bCs w:val="false"/>
+                <w:color w:val="000000"/>
+                <w:sz w:val="19"/>
+                <w:szCs w:val="19"/>
+              </w:rPr>
+              <w:t xml:space="preserve">1.50</w:t>
+            </w:r>
+          </w:p>
+        </w:tc>
+        <w:tc>
+          <w:tcPr>
+            <w:tcW w:type="dxa" w:w="1900"/>
+            <w:tcMar>
+              <w:top w:type="dxa" w:w="80"/>
+              <w:left w:type="dxa" w:w="100"/>
+              <w:bottom w:type="dxa" w:w="80"/>
+              <w:right w:type="dxa" w:w="100"/>
+            </w:tcMar>
+          </w:tcPr>
+          <w:p>
+            <w:pPr>
+              <w:jc w:val="left"/>
+            </w:pPr>
+            <w:r>
+              <w:rPr>
+                <w:b w:val="false"/>
+                <w:bCs w:val="false"/>
+                <w:color w:val="000000"/>
+                <w:sz w:val="19"/>
+                <w:szCs w:val="19"/>
+              </w:rPr>
+              <w:t xml:space="preserve">+0.13</w:t>
+            </w:r>
+          </w:p>
+        </w:tc>
+      </w:tr>
+      <w:tr>
+        <w:tc>
+          <w:tcPr>
+            <w:tcW w:type="dxa" w:w="3200"/>
+            <w:shd w:fill="F2F2F2" w:color="auto" w:val="clear"/>
+            <w:tcMar>
+              <w:top w:type="dxa" w:w="80"/>
+              <w:left w:type="dxa" w:w="100"/>
+              <w:bottom w:type="dxa" w:w="80"/>
+              <w:right w:type="dxa" w:w="100"/>
+            </w:tcMar>
+          </w:tcPr>
+          <w:p>
+            <w:pPr>
+              <w:jc w:val="left"/>
+            </w:pPr>
+            <w:r>
+              <w:rPr>
+                <w:b w:val="false"/>
+                <w:bCs w:val="false"/>
+                <w:color w:val="000000"/>
+                <w:sz w:val="19"/>
+                <w:szCs w:val="19"/>
+              </w:rPr>
+              <w:t xml:space="preserve">instruction_adherence</w:t>
+            </w:r>
+          </w:p>
+        </w:tc>
+        <w:tc>
+          <w:tcPr>
+            <w:tcW w:type="dxa" w:w="1900"/>
+            <w:shd w:fill="F2F2F2" w:color="auto" w:val="clear"/>
+            <w:tcMar>
+              <w:top w:type="dxa" w:w="80"/>
+              <w:left w:type="dxa" w:w="100"/>
+              <w:bottom w:type="dxa" w:w="80"/>
+              <w:right w:type="dxa" w:w="100"/>
+            </w:tcMar>
+          </w:tcPr>
+          <w:p>
+            <w:pPr>
+              <w:jc w:val="left"/>
+            </w:pPr>
+            <w:r>
+              <w:rPr>
+                <w:b w:val="false"/>
+                <w:bCs w:val="false"/>
+                <w:color w:val="000000"/>
+                <w:sz w:val="19"/>
+                <w:szCs w:val="19"/>
+              </w:rPr>
+              <w:t xml:space="preserve">1.13</w:t>
+            </w:r>
+          </w:p>
+        </w:tc>
+        <w:tc>
+          <w:tcPr>
+            <w:tcW w:type="dxa" w:w="1900"/>
+            <w:shd w:fill="F2F2F2" w:color="auto" w:val="clear"/>
+            <w:tcMar>
+              <w:top w:type="dxa" w:w="80"/>
+              <w:left w:type="dxa" w:w="100"/>
+              <w:bottom w:type="dxa" w:w="80"/>
+              <w:right w:type="dxa" w:w="100"/>
+            </w:tcMar>
+          </w:tcPr>
+          <w:p>
+            <w:pPr>
+              <w:jc w:val="left"/>
+            </w:pPr>
+            <w:r>
+              <w:rPr>
+                <w:b w:val="false"/>
+                <w:bCs w:val="false"/>
+                <w:color w:val="000000"/>
+                <w:sz w:val="19"/>
+                <w:szCs w:val="19"/>
+              </w:rPr>
+              <w:t xml:space="preserve">1.00</w:t>
+            </w:r>
+          </w:p>
+        </w:tc>
+        <w:tc>
+          <w:tcPr>
+            <w:tcW w:type="dxa" w:w="1900"/>
+            <w:shd w:fill="F2F2F2" w:color="auto" w:val="clear"/>
+            <w:tcMar>
+              <w:top w:type="dxa" w:w="80"/>
+              <w:left w:type="dxa" w:w="100"/>
+              <w:bottom w:type="dxa" w:w="80"/>
+              <w:right w:type="dxa" w:w="100"/>
+            </w:tcMar>
+          </w:tcPr>
+          <w:p>
+            <w:pPr>
+              <w:jc w:val="left"/>
+            </w:pPr>
+            <w:r>
+              <w:rPr>
+                <w:b w:val="false"/>
+                <w:bCs w:val="false"/>
+                <w:color w:val="000000"/>
+                <w:sz w:val="19"/>
+                <w:szCs w:val="19"/>
+              </w:rPr>
+              <w:t xml:space="preserve">-0.13</w:t>
+            </w:r>
+          </w:p>
+        </w:tc>
+      </w:tr>
+      <w:tr>
+        <w:tc>
+          <w:tcPr>
+            <w:tcW w:type="dxa" w:w="3200"/>
+            <w:tcMar>
+              <w:top w:type="dxa" w:w="80"/>
+              <w:left w:type="dxa" w:w="100"/>
+              <w:bottom w:type="dxa" w:w="80"/>
+              <w:right w:type="dxa" w:w="100"/>
+            </w:tcMar>
+          </w:tcPr>
+          <w:p>
+            <w:pPr>
+              <w:jc w:val="left"/>
+            </w:pPr>
+            <w:r>
+              <w:rPr>
+                <w:b w:val="false"/>
+                <w:bCs w:val="false"/>
+                <w:color w:val="000000"/>
+                <w:sz w:val="19"/>
+                <w:szCs w:val="19"/>
+              </w:rPr>
+              <w:t xml:space="preserve">consistency</w:t>
+            </w:r>
+          </w:p>
+        </w:tc>
+        <w:tc>
+          <w:tcPr>
+            <w:tcW w:type="dxa" w:w="1900"/>
+            <w:tcMar>
+              <w:top w:type="dxa" w:w="80"/>
+              <w:left w:type="dxa" w:w="100"/>
+              <w:bottom w:type="dxa" w:w="80"/>
+              <w:right w:type="dxa" w:w="100"/>
+            </w:tcMar>
+          </w:tcPr>
+          <w:p>
+            <w:pPr>
+              <w:jc w:val="left"/>
+            </w:pPr>
+            <w:r>
+              <w:rPr>
+                <w:b w:val="false"/>
+                <w:bCs w:val="false"/>
+                <w:color w:val="000000"/>
+                <w:sz w:val="19"/>
+                <w:szCs w:val="19"/>
+              </w:rPr>
+              <w:t xml:space="preserve">1.63</w:t>
+            </w:r>
+          </w:p>
+        </w:tc>
+        <w:tc>
+          <w:tcPr>
+            <w:tcW w:type="dxa" w:w="1900"/>
+            <w:tcMar>
+              <w:top w:type="dxa" w:w="80"/>
+              <w:left w:type="dxa" w:w="100"/>
+              <w:bottom w:type="dxa" w:w="80"/>
+              <w:right w:type="dxa" w:w="100"/>
+            </w:tcMar>
+          </w:tcPr>
+          <w:p>
+            <w:pPr>
+              <w:jc w:val="left"/>
+            </w:pPr>
+            <w:r>
+              <w:rPr>
+                <w:b w:val="false"/>
+                <w:bCs w:val="false"/>
+                <w:color w:val="000000"/>
+                <w:sz w:val="19"/>
+                <w:szCs w:val="19"/>
+              </w:rPr>
+              <w:t xml:space="preserve">1.38</w:t>
+            </w:r>
+          </w:p>
+        </w:tc>
+        <w:tc>
+          <w:tcPr>
+            <w:tcW w:type="dxa" w:w="1900"/>
+            <w:tcMar>
+              <w:top w:type="dxa" w:w="80"/>
+              <w:left w:type="dxa" w:w="100"/>
+              <w:bottom w:type="dxa" w:w="80"/>
+              <w:right w:type="dxa" w:w="100"/>
+            </w:tcMar>
+          </w:tcPr>
+          <w:p>
+            <w:pPr>
+              <w:jc w:val="left"/>
+            </w:pPr>
+            <w:r>
+              <w:rPr>
+                <w:b w:val="false"/>
+                <w:bCs w:val="false"/>
+                <w:color w:val="000000"/>
+                <w:sz w:val="19"/>
+                <w:szCs w:val="19"/>
+              </w:rPr>
+              <w:t xml:space="preserve">-0.25</w:t>
+            </w:r>
+          </w:p>
+        </w:tc>
+      </w:tr>
+      <w:tr>
+        <w:tc>
+          <w:tcPr>
+            <w:tcW w:type="dxa" w:w="3200"/>
+            <w:shd w:fill="F2F2F2" w:color="auto" w:val="clear"/>
+            <w:tcMar>
+              <w:top w:type="dxa" w:w="80"/>
+              <w:left w:type="dxa" w:w="100"/>
+              <w:bottom w:type="dxa" w:w="80"/>
+              <w:right w:type="dxa" w:w="100"/>
+            </w:tcMar>
+          </w:tcPr>
+          <w:p>
+            <w:pPr>
+              <w:jc w:val="left"/>
+            </w:pPr>
+            <w:r>
+              <w:rPr>
+                <w:b w:val="false"/>
+                <w:bCs w:val="false"/>
+                <w:color w:val="000000"/>
+                <w:sz w:val="19"/>
+                <w:szCs w:val="19"/>
+              </w:rPr>
+              <w:t xml:space="preserve">fluency</w:t>
+            </w:r>
+          </w:p>
+        </w:tc>
+        <w:tc>
+          <w:tcPr>
+            <w:tcW w:type="dxa" w:w="1900"/>
+            <w:shd w:fill="F2F2F2" w:color="auto" w:val="clear"/>
+            <w:tcMar>
+              <w:top w:type="dxa" w:w="80"/>
+              <w:left w:type="dxa" w:w="100"/>
+              <w:bottom w:type="dxa" w:w="80"/>
+              <w:right w:type="dxa" w:w="100"/>
+            </w:tcMar>
+          </w:tcPr>
+          <w:p>
+            <w:pPr>
+              <w:jc w:val="left"/>
+            </w:pPr>
+            <w:r>
+              <w:rPr>
+                <w:b w:val="false"/>
+                <w:bCs w:val="false"/>
+                <w:color w:val="000000"/>
+                <w:sz w:val="19"/>
+                <w:szCs w:val="19"/>
+              </w:rPr>
+              <w:t xml:space="preserve">2.50</w:t>
+            </w:r>
+          </w:p>
+        </w:tc>
+        <w:tc>
+          <w:tcPr>
+            <w:tcW w:type="dxa" w:w="1900"/>
+            <w:shd w:fill="F2F2F2" w:color="auto" w:val="clear"/>
+            <w:tcMar>
+              <w:top w:type="dxa" w:w="80"/>
+              <w:left w:type="dxa" w:w="100"/>
+              <w:bottom w:type="dxa" w:w="80"/>
+              <w:right w:type="dxa" w:w="100"/>
+            </w:tcMar>
+          </w:tcPr>
+          <w:p>
+            <w:pPr>
+              <w:jc w:val="left"/>
+            </w:pPr>
+            <w:r>
+              <w:rPr>
+                <w:b w:val="false"/>
+                <w:bCs w:val="false"/>
+                <w:color w:val="000000"/>
+                <w:sz w:val="19"/>
+                <w:szCs w:val="19"/>
+              </w:rPr>
+              <w:t xml:space="preserve">1.50</w:t>
+            </w:r>
+          </w:p>
+        </w:tc>
+        <w:tc>
+          <w:tcPr>
+            <w:tcW w:type="dxa" w:w="1900"/>
+            <w:shd w:fill="F2F2F2" w:color="auto" w:val="clear"/>
+            <w:tcMar>
+              <w:top w:type="dxa" w:w="80"/>
+              <w:left w:type="dxa" w:w="100"/>
+              <w:bottom w:type="dxa" w:w="80"/>
+              <w:right w:type="dxa" w:w="100"/>
+            </w:tcMar>
+          </w:tcPr>
+          <w:p>
+            <w:pPr>
+              <w:jc w:val="left"/>
+            </w:pPr>
+            <w:r>
+              <w:rPr>
+                <w:b w:val="false"/>
+                <w:bCs w:val="false"/>
+                <w:color w:val="000000"/>
+                <w:sz w:val="19"/>
+                <w:szCs w:val="19"/>
+              </w:rPr>
+              <w:t xml:space="preserve">-1.00</w:t>
+            </w:r>
+          </w:p>
+        </w:tc>
+      </w:tr>
+      <w:tr>
+        <w:tc>
+          <w:tcPr>
+            <w:tcW w:type="dxa" w:w="3200"/>
+            <w:tcMar>
+              <w:top w:type="dxa" w:w="80"/>
+              <w:left w:type="dxa" w:w="100"/>
+              <w:bottom w:type="dxa" w:w="80"/>
+              <w:right w:type="dxa" w:w="100"/>
+            </w:tcMar>
+          </w:tcPr>
+          <w:p>
+            <w:pPr>
+              <w:jc w:val="left"/>
+            </w:pPr>
+            <w:r>
+              <w:rPr>
+                <w:b w:val="false"/>
+                <w:bCs w:val="false"/>
+                <w:color w:val="000000"/>
+                <w:sz w:val="19"/>
+                <w:szCs w:val="19"/>
+              </w:rPr>
+              <w:t xml:space="preserve">hallucination</w:t>
+            </w:r>
+          </w:p>
+        </w:tc>
+        <w:tc>
+          <w:tcPr>
+            <w:tcW w:type="dxa" w:w="1900"/>
+            <w:tcMar>
+              <w:top w:type="dxa" w:w="80"/>
+              <w:left w:type="dxa" w:w="100"/>
+              <w:bottom w:type="dxa" w:w="80"/>
+              <w:right w:type="dxa" w:w="100"/>
+            </w:tcMar>
+          </w:tcPr>
+          <w:p>
+            <w:pPr>
+              <w:jc w:val="left"/>
+            </w:pPr>
+            <w:r>
+              <w:rPr>
+                <w:b w:val="false"/>
+                <w:bCs w:val="false"/>
+                <w:color w:val="000000"/>
+                <w:sz w:val="19"/>
+                <w:szCs w:val="19"/>
+              </w:rPr>
+              <w:t xml:space="preserve">2.75</w:t>
+            </w:r>
+          </w:p>
+        </w:tc>
+        <w:tc>
+          <w:tcPr>
+            <w:tcW w:type="dxa" w:w="1900"/>
+            <w:tcMar>
+              <w:top w:type="dxa" w:w="80"/>
+              <w:left w:type="dxa" w:w="100"/>
+              <w:bottom w:type="dxa" w:w="80"/>
+              <w:right w:type="dxa" w:w="100"/>
+            </w:tcMar>
+          </w:tcPr>
+          <w:p>
+            <w:pPr>
+              <w:jc w:val="left"/>
+            </w:pPr>
+            <w:r>
+              <w:rPr>
+                <w:b w:val="false"/>
+                <w:bCs w:val="false"/>
+                <w:color w:val="000000"/>
+                <w:sz w:val="19"/>
+                <w:szCs w:val="19"/>
+              </w:rPr>
+              <w:t xml:space="preserve">2.63</w:t>
+            </w:r>
+          </w:p>
+        </w:tc>
+        <w:tc>
+          <w:tcPr>
+            <w:tcW w:type="dxa" w:w="1900"/>
+            <w:tcMar>
+              <w:top w:type="dxa" w:w="80"/>
+              <w:left w:type="dxa" w:w="100"/>
+              <w:bottom w:type="dxa" w:w="80"/>
+              <w:right w:type="dxa" w:w="100"/>
+            </w:tcMar>
+          </w:tcPr>
+          <w:p>
+            <w:pPr>
+              <w:jc w:val="left"/>
+            </w:pPr>
+            <w:r>
+              <w:rPr>
+                <w:b w:val="false"/>
+                <w:bCs w:val="false"/>
+                <w:color w:val="000000"/>
+                <w:sz w:val="19"/>
+                <w:szCs w:val="19"/>
+              </w:rPr>
+              <w:t xml:space="preserve">-0.13</w:t>
+            </w:r>
+          </w:p>
+        </w:tc>
+      </w:tr>
+      <w:tr>
+        <w:tc>
+          <w:tcPr>
+            <w:tcW w:type="dxa" w:w="3200"/>
+            <w:shd w:fill="F2F2F2" w:color="auto" w:val="clear"/>
+            <w:tcMar>
+              <w:top w:type="dxa" w:w="80"/>
+              <w:left w:type="dxa" w:w="100"/>
+              <w:bottom w:type="dxa" w:w="80"/>
+              <w:right w:type="dxa" w:w="100"/>
+            </w:tcMar>
+          </w:tcPr>
+          <w:p>
+            <w:pPr>
+              <w:jc w:val="left"/>
+            </w:pPr>
+            <w:r>
+              <w:rPr>
+                <w:b w:val="false"/>
+                <w:bCs w:val="false"/>
+                <w:color w:val="000000"/>
+                <w:sz w:val="19"/>
+                <w:szCs w:val="19"/>
+              </w:rPr>
+              <w:t xml:space="preserve">completeness</w:t>
+            </w:r>
+          </w:p>
+        </w:tc>
+        <w:tc>
+          <w:tcPr>
+            <w:tcW w:type="dxa" w:w="1900"/>
+            <w:shd w:fill="F2F2F2" w:color="auto" w:val="clear"/>
+            <w:tcMar>
+              <w:top w:type="dxa" w:w="80"/>
+              <w:left w:type="dxa" w:w="100"/>
+              <w:bottom w:type="dxa" w:w="80"/>
+              <w:right w:type="dxa" w:w="100"/>
+            </w:tcMar>
+          </w:tcPr>
+          <w:p>
+            <w:pPr>
+              <w:jc w:val="left"/>
+            </w:pPr>
+            <w:r>
+              <w:rPr>
+                <w:b w:val="false"/>
+                <w:bCs w:val="false"/>
+                <w:color w:val="000000"/>
+                <w:sz w:val="19"/>
+                <w:szCs w:val="19"/>
+              </w:rPr>
+              <w:t xml:space="preserve">1.38</w:t>
+            </w:r>
+          </w:p>
+        </w:tc>
+        <w:tc>
+          <w:tcPr>
+            <w:tcW w:type="dxa" w:w="1900"/>
+            <w:shd w:fill="F2F2F2" w:color="auto" w:val="clear"/>
+            <w:tcMar>
+              <w:top w:type="dxa" w:w="80"/>
+              <w:left w:type="dxa" w:w="100"/>
+              <w:bottom w:type="dxa" w:w="80"/>
+              <w:right w:type="dxa" w:w="100"/>
+            </w:tcMar>
+          </w:tcPr>
+          <w:p>
+            <w:pPr>
+              <w:jc w:val="left"/>
+            </w:pPr>
+            <w:r>
+              <w:rPr>
+                <w:b w:val="false"/>
+                <w:bCs w:val="false"/>
+                <w:color w:val="000000"/>
+                <w:sz w:val="19"/>
+                <w:szCs w:val="19"/>
+              </w:rPr>
+              <w:t xml:space="preserve">1.00</w:t>
+            </w:r>
+          </w:p>
+        </w:tc>
+        <w:tc>
+          <w:tcPr>
+            <w:tcW w:type="dxa" w:w="1900"/>
+            <w:shd w:fill="F2F2F2" w:color="auto" w:val="clear"/>
+            <w:tcMar>
+              <w:top w:type="dxa" w:w="80"/>
+              <w:left w:type="dxa" w:w="100"/>
+              <w:bottom w:type="dxa" w:w="80"/>
+              <w:right w:type="dxa" w:w="100"/>
+            </w:tcMar>
+          </w:tcPr>
+          <w:p>
+            <w:pPr>
+              <w:jc w:val="left"/>
+            </w:pPr>
+            <w:r>
+              <w:rPr>
+                <w:b w:val="false"/>
+                <w:bCs w:val="false"/>
+                <w:color w:val="000000"/>
+                <w:sz w:val="19"/>
+                <w:szCs w:val="19"/>
+              </w:rPr>
+              <w:t xml:space="preserve">-0.38</w:t>
+            </w:r>
+          </w:p>
+        </w:tc>
+      </w:tr>
+    </w:tbl>
+    <w:p>
+      <w:pPr>
+        <w:jc w:val="center"/>
+      </w:pPr>
+      <w:r>
+        <w:drawing>
+          <wp:inline distT="0" distB="0" distL="0" distR="0">
+            <wp:extent cx="5238750" cy="2619375"/>
+            <wp:effectExtent t="0" r="0" b="0" l="0"/>
+            <wp:docPr id="1" name="" descr="" title=""/>
+            <wp:cNvGraphicFramePr>
+              <a:graphicFrameLocks xmlns:a="http://schemas.openxmlformats.org/drawingml/2006/main" noChangeAspect="1"/>
+            </wp:cNvGraphicFramePr>
+            <a:graphic xmlns:a="http://schemas.openxmlformats.org/drawingml/2006/main">
+              <a:graphicData uri="http://schemas.openxmlformats.org/drawingml/2006/picture">
+                <pic:pic xmlns:pic="http://schemas.openxmlformats.org/drawingml/2006/picture">
+                  <pic:nvPicPr>
+                    <pic:cNvPr id="0" name="" descr=""/>
+                    <pic:cNvPicPr>
+                      <a:picLocks noChangeAspect="1" noChangeArrowheads="1"/>
+                    </pic:cNvPicPr>
+                  </pic:nvPicPr>
+                  <pic:blipFill>
+                    <a:blip r:embed="rId8" cstate="none"/>
+                    <a:srcRect/>
+                    <a:stretch>
+                      <a:fillRect/>
+                    </a:stretch>
+                  </pic:blipFill>
+                  <pic:spPr bwMode="auto">
+                    <a:xfrm>
+                      <a:off x="0" y="0"/>
+                      <a:ext cx="5238750" cy="2619375"/>
+                    </a:xfrm>
+                    <a:prstGeom prst="rect">
+                      <a:avLst/>
+                    </a:prstGeom>
+                  </pic:spPr>
+                </pic:pic>
+              </a:graphicData>
+            </a:graphic>
+          </wp:inline>
+        </w:drawing>
+      </w:r>
+    </w:p>
+    <w:p>
+      <w:pPr>
+        <w:pStyle w:val="Heading2"/>
+        <w:spacing w:after="150" w:before="300"/>
+      </w:pPr>
+      <w:r>
+        <w:t xml:space="preserve">Discussion of observed results (real finding, refined by the real loss table in Task 3)</w:t>
+      </w:r>
+    </w:p>
+    <w:p>
+      <w:pPr>
+        <w:spacing w:after="160"/>
+      </w:pPr>
+      <w:r>
+        <w:t xml:space="preserve">The LoRA-adapted model scored equal to or worse than the un-adapted baseline on 7 of 8 rubric dimensions — domain_specificity was the one dimension that improved (1.38 -&gt; 1.50). Fluency dropped the most (2.50 -&gt; 1.50), alongside completeness, consistency, accuracy, instruction_adherence, relevance, and hallucination all declining or staying flat. Both models score low in absolute terms (this is an 82M-parameter model with no instruction tuning, and for the adapted model, only ~96 fine-tuning examples over just 36 optimizer steps), but the direction of the adapted-model change is the important, honest finding here: rather than becoming more fluent or on-task, the adapted model frequently collapsed into repeated structural tokens (###, backticks, dashes) inherited from the "### Instruction / ### Response" training template — visible directly in the excerpts above (e.g. B1, B3, B5 adapted outputs). Per the real training log in Task 3, this is better explained by undertraining (only 36 optimizer steps, final validation perplexity 42.5 — still high) than by overfitting, since the loss curve itself never diverged between training and validation. A model this undertrained can be smoothly improving by teacher-forced loss while still being too uncalibrated to sample coherently in free-form, open-ended generation — exactly the gap observed here.</w:t>
+      </w:r>
+    </w:p>
+    <w:p>
+      <w:pPr>
+        <w:pStyle w:val="Heading2"/>
+        <w:spacing w:after="150" w:before="300"/>
+      </w:pPr>
+      <w:r>
+        <w:t xml:space="preserve">Remaining challenges this surfaces concretely</w:t>
       </w:r>
     </w:p>
     <w:p>
@@ -6564,7 +9383,7 @@
         <w:spacing w:after="80"/>
       </w:pPr>
       <w:r>
-        <w:t xml:space="preserve">Formatting should improve the most and fastest — the model only needs to learn the structural “### Instruction / ### Response” pattern, a comparatively easy signal to pick up even with a small dataset.</w:t>
+        <w:t xml:space="preserve">More training signal is the binding constraint, more so than the fine-tuning method itself: validation loss was still falling at epoch 6 with no overfitting signal, so 96 training examples over only 36 optimizer steps was very likely not enough for the model to move past learning the output format toward reliably generating its content.</w:t>
       </w:r>
     </w:p>
     <w:p>
@@ -6577,7 +9396,7 @@
         <w:spacing w:after="80"/>
       </w:pPr>
       <w:r>
-        <w:t xml:space="preserve">Instruction adherence and relevance should improve materially, since the model has now seen ~96 examples explicitly pairing debugging questions with direct answers rather than needing to infer the task from an unsupervised prior.</w:t>
+        <w:t xml:space="preserve">This is a concrete, testable follow-up directly suggested by the real loss table: retrain with more epochs (since loss had not plateaued) and/or a larger dataset, and re-run this identical comparison to check whether it resolves the fluency regression — the opposite adjustment from what a naive overfitting diagnosis would suggest.</w:t>
       </w:r>
     </w:p>
     <w:p>
@@ -6590,55 +9409,7 @@
         <w:spacing w:after="80"/>
       </w:pPr>
       <w:r>
-        <w:t xml:space="preserve">Domain specificity should improve for scenarios similar to training examples, but generalize weakly to categories or languages under-represented in the ~120-example dataset (e.g. Debugging Methodology has only 4 seed examples).</w:t>
-      </w:r>
-    </w:p>
-    <w:p>
-      <w:pPr>
-        <w:pStyle w:val="Heading2"/>
-        <w:spacing w:after="150" w:before="300"/>
-      </w:pPr>
-      <w:r>
-        <w:t xml:space="preserve">Remaining challenges to expect and report honestly</w:t>
-      </w:r>
-    </w:p>
-    <w:p>
-      <w:pPr>
-        <w:pStyle w:val="ListParagraph"/>
-        <w:numPr>
-          <w:ilvl w:val="0"/>
-          <w:numId w:val="1"/>
-        </w:numPr>
-        <w:spacing w:after="80"/>
-      </w:pPr>
-      <w:r>
-        <w:t xml:space="preserve">82M parameters and ~96 training examples is a small model/data regime — fluency and factual reliability will likely still lag a production-grade instruction-tuned model, and some memorization of training phrasing rather than true generalization is plausible.</w:t>
-      </w:r>
-    </w:p>
-    <w:p>
-      <w:pPr>
-        <w:pStyle w:val="ListParagraph"/>
-        <w:numPr>
-          <w:ilvl w:val="0"/>
-          <w:numId w:val="1"/>
-        </w:numPr>
-        <w:spacing w:after="80"/>
-      </w:pPr>
-      <w:r>
-        <w:t xml:space="preserve">Hallucination risk is reduced but not eliminated — LoRA adapts style and surface patterns efficiently but does not add new factual knowledge beyond what is present in the training examples.</w:t>
-      </w:r>
-    </w:p>
-    <w:p>
-      <w:pPr>
-        <w:pStyle w:val="ListParagraph"/>
-        <w:numPr>
-          <w:ilvl w:val="0"/>
-          <w:numId w:val="1"/>
-        </w:numPr>
-        <w:spacing w:after="80"/>
-      </w:pPr>
-      <w:r>
-        <w:t xml:space="preserve">Categories with few examples (Concurrency Debugging: 9, Debugging Methodology: 4) are the most likely to show weak transfer — a direct, checkable prediction from the Task 1 category-distribution data, worth calling out explicitly when reporting real results.</w:t>
+        <w:t xml:space="preserve">Despite the fluency regression, Task 5's DPO results (below) show the same base adapter's implicit reward model successfully learned a clean preference ranking — indicating the degradation here is specifically a free-form-generation/decoding-stability issue at this undertrained stage, not a total failure of the adapter to represent anything useful from fine-tuning.</w:t>
       </w:r>
     </w:p>
     <w:p>
@@ -8381,7 +11152,1007 @@
         <w:spacing w:after="150" w:before="300"/>
       </w:pPr>
       <w:r>
-        <w:t xml:space="preserve">How preference alignment improves the model</w:t>
+        <w:t xml:space="preserve">Actual DPO training results (real, from the author's run)</w:t>
+      </w:r>
+    </w:p>
+    <w:p>
+      <w:pPr>
+        <w:pStyle w:val="Heading3"/>
+        <w:spacing w:after="100" w:before="200"/>
+      </w:pPr>
+      <w:r>
+        <w:t xml:space="preserve">Held-out eval-set reward metrics per epoch</w:t>
+      </w:r>
+    </w:p>
+    <w:tbl>
+      <w:tblPr>
+        <w:tblW w:type="dxa" w:w="9800"/>
+        <w:tblBorders>
+          <w:top w:val="single" w:color="auto" w:sz="4"/>
+          <w:left w:val="single" w:color="auto" w:sz="4"/>
+          <w:bottom w:val="single" w:color="auto" w:sz="4"/>
+          <w:right w:val="single" w:color="auto" w:sz="4"/>
+          <w:insideH w:val="single" w:color="auto" w:sz="4"/>
+          <w:insideV w:val="single" w:color="auto" w:sz="4"/>
+        </w:tblBorders>
+      </w:tblPr>
+      <w:tblGrid>
+        <w:gridCol w:w="1200"/>
+        <w:gridCol w:w="1600"/>
+        <w:gridCol w:w="2000"/>
+        <w:gridCol w:w="2000"/>
+        <w:gridCol w:w="1500"/>
+        <w:gridCol w:w="1500"/>
+      </w:tblGrid>
+      <w:tr>
+        <w:trPr>
+          <w:tblHeader/>
+        </w:trPr>
+        <w:tc>
+          <w:tcPr>
+            <w:tcW w:type="dxa" w:w="1200"/>
+            <w:shd w:fill="1F4E79" w:color="auto" w:val="clear"/>
+            <w:tcMar>
+              <w:top w:type="dxa" w:w="80"/>
+              <w:left w:type="dxa" w:w="100"/>
+              <w:bottom w:type="dxa" w:w="80"/>
+              <w:right w:type="dxa" w:w="100"/>
+            </w:tcMar>
+          </w:tcPr>
+          <w:p>
+            <w:pPr>
+              <w:jc w:val="left"/>
+            </w:pPr>
+            <w:r>
+              <w:rPr>
+                <w:b/>
+                <w:bCs/>
+                <w:color w:val="FFFFFF"/>
+                <w:sz w:val="19"/>
+                <w:szCs w:val="19"/>
+              </w:rPr>
+              <w:t xml:space="preserve">Epoch</w:t>
+            </w:r>
+          </w:p>
+        </w:tc>
+        <w:tc>
+          <w:tcPr>
+            <w:tcW w:type="dxa" w:w="1600"/>
+            <w:shd w:fill="1F4E79" w:color="auto" w:val="clear"/>
+            <w:tcMar>
+              <w:top w:type="dxa" w:w="80"/>
+              <w:left w:type="dxa" w:w="100"/>
+              <w:bottom w:type="dxa" w:w="80"/>
+              <w:right w:type="dxa" w:w="100"/>
+            </w:tcMar>
+          </w:tcPr>
+          <w:p>
+            <w:pPr>
+              <w:jc w:val="left"/>
+            </w:pPr>
+            <w:r>
+              <w:rPr>
+                <w:b/>
+                <w:bCs/>
+                <w:color w:val="FFFFFF"/>
+                <w:sz w:val="19"/>
+                <w:szCs w:val="19"/>
+              </w:rPr>
+              <w:t xml:space="preserve">eval_loss</w:t>
+            </w:r>
+          </w:p>
+        </w:tc>
+        <w:tc>
+          <w:tcPr>
+            <w:tcW w:type="dxa" w:w="2000"/>
+            <w:shd w:fill="1F4E79" w:color="auto" w:val="clear"/>
+            <w:tcMar>
+              <w:top w:type="dxa" w:w="80"/>
+              <w:left w:type="dxa" w:w="100"/>
+              <w:bottom w:type="dxa" w:w="80"/>
+              <w:right w:type="dxa" w:w="100"/>
+            </w:tcMar>
+          </w:tcPr>
+          <w:p>
+            <w:pPr>
+              <w:jc w:val="left"/>
+            </w:pPr>
+            <w:r>
+              <w:rPr>
+                <w:b/>
+                <w:bCs/>
+                <w:color w:val="FFFFFF"/>
+                <w:sz w:val="19"/>
+                <w:szCs w:val="19"/>
+              </w:rPr>
+              <w:t xml:space="preserve">reward (chosen)</w:t>
+            </w:r>
+          </w:p>
+        </w:tc>
+        <w:tc>
+          <w:tcPr>
+            <w:tcW w:type="dxa" w:w="2000"/>
+            <w:shd w:fill="1F4E79" w:color="auto" w:val="clear"/>
+            <w:tcMar>
+              <w:top w:type="dxa" w:w="80"/>
+              <w:left w:type="dxa" w:w="100"/>
+              <w:bottom w:type="dxa" w:w="80"/>
+              <w:right w:type="dxa" w:w="100"/>
+            </w:tcMar>
+          </w:tcPr>
+          <w:p>
+            <w:pPr>
+              <w:jc w:val="left"/>
+            </w:pPr>
+            <w:r>
+              <w:rPr>
+                <w:b/>
+                <w:bCs/>
+                <w:color w:val="FFFFFF"/>
+                <w:sz w:val="19"/>
+                <w:szCs w:val="19"/>
+              </w:rPr>
+              <w:t xml:space="preserve">reward (rejected)</w:t>
+            </w:r>
+          </w:p>
+        </w:tc>
+        <w:tc>
+          <w:tcPr>
+            <w:tcW w:type="dxa" w:w="1500"/>
+            <w:shd w:fill="1F4E79" w:color="auto" w:val="clear"/>
+            <w:tcMar>
+              <w:top w:type="dxa" w:w="80"/>
+              <w:left w:type="dxa" w:w="100"/>
+              <w:bottom w:type="dxa" w:w="80"/>
+              <w:right w:type="dxa" w:w="100"/>
+            </w:tcMar>
+          </w:tcPr>
+          <w:p>
+            <w:pPr>
+              <w:jc w:val="left"/>
+            </w:pPr>
+            <w:r>
+              <w:rPr>
+                <w:b/>
+                <w:bCs/>
+                <w:color w:val="FFFFFF"/>
+                <w:sz w:val="19"/>
+                <w:szCs w:val="19"/>
+              </w:rPr>
+              <w:t xml:space="preserve">accuracy</w:t>
+            </w:r>
+          </w:p>
+        </w:tc>
+        <w:tc>
+          <w:tcPr>
+            <w:tcW w:type="dxa" w:w="1500"/>
+            <w:shd w:fill="1F4E79" w:color="auto" w:val="clear"/>
+            <w:tcMar>
+              <w:top w:type="dxa" w:w="80"/>
+              <w:left w:type="dxa" w:w="100"/>
+              <w:bottom w:type="dxa" w:w="80"/>
+              <w:right w:type="dxa" w:w="100"/>
+            </w:tcMar>
+          </w:tcPr>
+          <w:p>
+            <w:pPr>
+              <w:jc w:val="left"/>
+            </w:pPr>
+            <w:r>
+              <w:rPr>
+                <w:b/>
+                <w:bCs/>
+                <w:color w:val="FFFFFF"/>
+                <w:sz w:val="19"/>
+                <w:szCs w:val="19"/>
+              </w:rPr>
+              <w:t xml:space="preserve">margin</w:t>
+            </w:r>
+          </w:p>
+        </w:tc>
+      </w:tr>
+      <w:tr>
+        <w:tc>
+          <w:tcPr>
+            <w:tcW w:type="dxa" w:w="1200"/>
+            <w:tcMar>
+              <w:top w:type="dxa" w:w="80"/>
+              <w:left w:type="dxa" w:w="100"/>
+              <w:bottom w:type="dxa" w:w="80"/>
+              <w:right w:type="dxa" w:w="100"/>
+            </w:tcMar>
+          </w:tcPr>
+          <w:p>
+            <w:pPr>
+              <w:jc w:val="left"/>
+            </w:pPr>
+            <w:r>
+              <w:rPr>
+                <w:b w:val="false"/>
+                <w:bCs w:val="false"/>
+                <w:color w:val="000000"/>
+                <w:sz w:val="19"/>
+                <w:szCs w:val="19"/>
+              </w:rPr>
+              <w:t xml:space="preserve">1</w:t>
+            </w:r>
+          </w:p>
+        </w:tc>
+        <w:tc>
+          <w:tcPr>
+            <w:tcW w:type="dxa" w:w="1600"/>
+            <w:tcMar>
+              <w:top w:type="dxa" w:w="80"/>
+              <w:left w:type="dxa" w:w="100"/>
+              <w:bottom w:type="dxa" w:w="80"/>
+              <w:right w:type="dxa" w:w="100"/>
+            </w:tcMar>
+          </w:tcPr>
+          <w:p>
+            <w:pPr>
+              <w:jc w:val="left"/>
+            </w:pPr>
+            <w:r>
+              <w:rPr>
+                <w:b w:val="false"/>
+                <w:bCs w:val="false"/>
+                <w:color w:val="000000"/>
+                <w:sz w:val="19"/>
+                <w:szCs w:val="19"/>
+              </w:rPr>
+              <w:t xml:space="preserve">0.507</w:t>
+            </w:r>
+          </w:p>
+        </w:tc>
+        <w:tc>
+          <w:tcPr>
+            <w:tcW w:type="dxa" w:w="2000"/>
+            <w:tcMar>
+              <w:top w:type="dxa" w:w="80"/>
+              <w:left w:type="dxa" w:w="100"/>
+              <w:bottom w:type="dxa" w:w="80"/>
+              <w:right w:type="dxa" w:w="100"/>
+            </w:tcMar>
+          </w:tcPr>
+          <w:p>
+            <w:pPr>
+              <w:jc w:val="left"/>
+            </w:pPr>
+            <w:r>
+              <w:rPr>
+                <w:b w:val="false"/>
+                <w:bCs w:val="false"/>
+                <w:color w:val="000000"/>
+                <w:sz w:val="19"/>
+                <w:szCs w:val="19"/>
+              </w:rPr>
+              <w:t xml:space="preserve">0.823</w:t>
+            </w:r>
+          </w:p>
+        </w:tc>
+        <w:tc>
+          <w:tcPr>
+            <w:tcW w:type="dxa" w:w="2000"/>
+            <w:tcMar>
+              <w:top w:type="dxa" w:w="80"/>
+              <w:left w:type="dxa" w:w="100"/>
+              <w:bottom w:type="dxa" w:w="80"/>
+              <w:right w:type="dxa" w:w="100"/>
+            </w:tcMar>
+          </w:tcPr>
+          <w:p>
+            <w:pPr>
+              <w:jc w:val="left"/>
+            </w:pPr>
+            <w:r>
+              <w:rPr>
+                <w:b w:val="false"/>
+                <w:bCs w:val="false"/>
+                <w:color w:val="000000"/>
+                <w:sz w:val="19"/>
+                <w:szCs w:val="19"/>
+              </w:rPr>
+              <w:t xml:space="preserve">0.350</w:t>
+            </w:r>
+          </w:p>
+        </w:tc>
+        <w:tc>
+          <w:tcPr>
+            <w:tcW w:type="dxa" w:w="1500"/>
+            <w:tcMar>
+              <w:top w:type="dxa" w:w="80"/>
+              <w:left w:type="dxa" w:w="100"/>
+              <w:bottom w:type="dxa" w:w="80"/>
+              <w:right w:type="dxa" w:w="100"/>
+            </w:tcMar>
+          </w:tcPr>
+          <w:p>
+            <w:pPr>
+              <w:jc w:val="left"/>
+            </w:pPr>
+            <w:r>
+              <w:rPr>
+                <w:b w:val="false"/>
+                <w:bCs w:val="false"/>
+                <w:color w:val="000000"/>
+                <w:sz w:val="19"/>
+                <w:szCs w:val="19"/>
+              </w:rPr>
+              <w:t xml:space="preserve">1.00</w:t>
+            </w:r>
+          </w:p>
+        </w:tc>
+        <w:tc>
+          <w:tcPr>
+            <w:tcW w:type="dxa" w:w="1500"/>
+            <w:tcMar>
+              <w:top w:type="dxa" w:w="80"/>
+              <w:left w:type="dxa" w:w="100"/>
+              <w:bottom w:type="dxa" w:w="80"/>
+              <w:right w:type="dxa" w:w="100"/>
+            </w:tcMar>
+          </w:tcPr>
+          <w:p>
+            <w:pPr>
+              <w:jc w:val="left"/>
+            </w:pPr>
+            <w:r>
+              <w:rPr>
+                <w:b w:val="false"/>
+                <w:bCs w:val="false"/>
+                <w:color w:val="000000"/>
+                <w:sz w:val="19"/>
+                <w:szCs w:val="19"/>
+              </w:rPr>
+              <w:t xml:space="preserve">0.473</w:t>
+            </w:r>
+          </w:p>
+        </w:tc>
+      </w:tr>
+      <w:tr>
+        <w:tc>
+          <w:tcPr>
+            <w:tcW w:type="dxa" w:w="1200"/>
+            <w:shd w:fill="F2F2F2" w:color="auto" w:val="clear"/>
+            <w:tcMar>
+              <w:top w:type="dxa" w:w="80"/>
+              <w:left w:type="dxa" w:w="100"/>
+              <w:bottom w:type="dxa" w:w="80"/>
+              <w:right w:type="dxa" w:w="100"/>
+            </w:tcMar>
+          </w:tcPr>
+          <w:p>
+            <w:pPr>
+              <w:jc w:val="left"/>
+            </w:pPr>
+            <w:r>
+              <w:rPr>
+                <w:b w:val="false"/>
+                <w:bCs w:val="false"/>
+                <w:color w:val="000000"/>
+                <w:sz w:val="19"/>
+                <w:szCs w:val="19"/>
+              </w:rPr>
+              <w:t xml:space="preserve">2</w:t>
+            </w:r>
+          </w:p>
+        </w:tc>
+        <w:tc>
+          <w:tcPr>
+            <w:tcW w:type="dxa" w:w="1600"/>
+            <w:shd w:fill="F2F2F2" w:color="auto" w:val="clear"/>
+            <w:tcMar>
+              <w:top w:type="dxa" w:w="80"/>
+              <w:left w:type="dxa" w:w="100"/>
+              <w:bottom w:type="dxa" w:w="80"/>
+              <w:right w:type="dxa" w:w="100"/>
+            </w:tcMar>
+          </w:tcPr>
+          <w:p>
+            <w:pPr>
+              <w:jc w:val="left"/>
+            </w:pPr>
+            <w:r>
+              <w:rPr>
+                <w:b w:val="false"/>
+                <w:bCs w:val="false"/>
+                <w:color w:val="000000"/>
+                <w:sz w:val="19"/>
+                <w:szCs w:val="19"/>
+              </w:rPr>
+              <w:t xml:space="preserve">0.473</w:t>
+            </w:r>
+          </w:p>
+        </w:tc>
+        <w:tc>
+          <w:tcPr>
+            <w:tcW w:type="dxa" w:w="2000"/>
+            <w:shd w:fill="F2F2F2" w:color="auto" w:val="clear"/>
+            <w:tcMar>
+              <w:top w:type="dxa" w:w="80"/>
+              <w:left w:type="dxa" w:w="100"/>
+              <w:bottom w:type="dxa" w:w="80"/>
+              <w:right w:type="dxa" w:w="100"/>
+            </w:tcMar>
+          </w:tcPr>
+          <w:p>
+            <w:pPr>
+              <w:jc w:val="left"/>
+            </w:pPr>
+            <w:r>
+              <w:rPr>
+                <w:b w:val="false"/>
+                <w:bCs w:val="false"/>
+                <w:color w:val="000000"/>
+                <w:sz w:val="19"/>
+                <w:szCs w:val="19"/>
+              </w:rPr>
+              <w:t xml:space="preserve">0.910</w:t>
+            </w:r>
+          </w:p>
+        </w:tc>
+        <w:tc>
+          <w:tcPr>
+            <w:tcW w:type="dxa" w:w="2000"/>
+            <w:shd w:fill="F2F2F2" w:color="auto" w:val="clear"/>
+            <w:tcMar>
+              <w:top w:type="dxa" w:w="80"/>
+              <w:left w:type="dxa" w:w="100"/>
+              <w:bottom w:type="dxa" w:w="80"/>
+              <w:right w:type="dxa" w:w="100"/>
+            </w:tcMar>
+          </w:tcPr>
+          <w:p>
+            <w:pPr>
+              <w:jc w:val="left"/>
+            </w:pPr>
+            <w:r>
+              <w:rPr>
+                <w:b w:val="false"/>
+                <w:bCs w:val="false"/>
+                <w:color w:val="000000"/>
+                <w:sz w:val="19"/>
+                <w:szCs w:val="19"/>
+              </w:rPr>
+              <w:t xml:space="preserve">0.343</w:t>
+            </w:r>
+          </w:p>
+        </w:tc>
+        <w:tc>
+          <w:tcPr>
+            <w:tcW w:type="dxa" w:w="1500"/>
+            <w:shd w:fill="F2F2F2" w:color="auto" w:val="clear"/>
+            <w:tcMar>
+              <w:top w:type="dxa" w:w="80"/>
+              <w:left w:type="dxa" w:w="100"/>
+              <w:bottom w:type="dxa" w:w="80"/>
+              <w:right w:type="dxa" w:w="100"/>
+            </w:tcMar>
+          </w:tcPr>
+          <w:p>
+            <w:pPr>
+              <w:jc w:val="left"/>
+            </w:pPr>
+            <w:r>
+              <w:rPr>
+                <w:b w:val="false"/>
+                <w:bCs w:val="false"/>
+                <w:color w:val="000000"/>
+                <w:sz w:val="19"/>
+                <w:szCs w:val="19"/>
+              </w:rPr>
+              <w:t xml:space="preserve">1.00</w:t>
+            </w:r>
+          </w:p>
+        </w:tc>
+        <w:tc>
+          <w:tcPr>
+            <w:tcW w:type="dxa" w:w="1500"/>
+            <w:shd w:fill="F2F2F2" w:color="auto" w:val="clear"/>
+            <w:tcMar>
+              <w:top w:type="dxa" w:w="80"/>
+              <w:left w:type="dxa" w:w="100"/>
+              <w:bottom w:type="dxa" w:w="80"/>
+              <w:right w:type="dxa" w:w="100"/>
+            </w:tcMar>
+          </w:tcPr>
+          <w:p>
+            <w:pPr>
+              <w:jc w:val="left"/>
+            </w:pPr>
+            <w:r>
+              <w:rPr>
+                <w:b w:val="false"/>
+                <w:bCs w:val="false"/>
+                <w:color w:val="000000"/>
+                <w:sz w:val="19"/>
+                <w:szCs w:val="19"/>
+              </w:rPr>
+              <w:t xml:space="preserve">0.568</w:t>
+            </w:r>
+          </w:p>
+        </w:tc>
+      </w:tr>
+      <w:tr>
+        <w:tc>
+          <w:tcPr>
+            <w:tcW w:type="dxa" w:w="1200"/>
+            <w:tcMar>
+              <w:top w:type="dxa" w:w="80"/>
+              <w:left w:type="dxa" w:w="100"/>
+              <w:bottom w:type="dxa" w:w="80"/>
+              <w:right w:type="dxa" w:w="100"/>
+            </w:tcMar>
+          </w:tcPr>
+          <w:p>
+            <w:pPr>
+              <w:jc w:val="left"/>
+            </w:pPr>
+            <w:r>
+              <w:rPr>
+                <w:b w:val="false"/>
+                <w:bCs w:val="false"/>
+                <w:color w:val="000000"/>
+                <w:sz w:val="19"/>
+                <w:szCs w:val="19"/>
+              </w:rPr>
+              <w:t xml:space="preserve">3</w:t>
+            </w:r>
+          </w:p>
+        </w:tc>
+        <w:tc>
+          <w:tcPr>
+            <w:tcW w:type="dxa" w:w="1600"/>
+            <w:tcMar>
+              <w:top w:type="dxa" w:w="80"/>
+              <w:left w:type="dxa" w:w="100"/>
+              <w:bottom w:type="dxa" w:w="80"/>
+              <w:right w:type="dxa" w:w="100"/>
+            </w:tcMar>
+          </w:tcPr>
+          <w:p>
+            <w:pPr>
+              <w:jc w:val="left"/>
+            </w:pPr>
+            <w:r>
+              <w:rPr>
+                <w:b w:val="false"/>
+                <w:bCs w:val="false"/>
+                <w:color w:val="000000"/>
+                <w:sz w:val="19"/>
+                <w:szCs w:val="19"/>
+              </w:rPr>
+              <w:t xml:space="preserve">0.466</w:t>
+            </w:r>
+          </w:p>
+        </w:tc>
+        <w:tc>
+          <w:tcPr>
+            <w:tcW w:type="dxa" w:w="2000"/>
+            <w:tcMar>
+              <w:top w:type="dxa" w:w="80"/>
+              <w:left w:type="dxa" w:w="100"/>
+              <w:bottom w:type="dxa" w:w="80"/>
+              <w:right w:type="dxa" w:w="100"/>
+            </w:tcMar>
+          </w:tcPr>
+          <w:p>
+            <w:pPr>
+              <w:jc w:val="left"/>
+            </w:pPr>
+            <w:r>
+              <w:rPr>
+                <w:b w:val="false"/>
+                <w:bCs w:val="false"/>
+                <w:color w:val="000000"/>
+                <w:sz w:val="19"/>
+                <w:szCs w:val="19"/>
+              </w:rPr>
+              <w:t xml:space="preserve">0.930</w:t>
+            </w:r>
+          </w:p>
+        </w:tc>
+        <w:tc>
+          <w:tcPr>
+            <w:tcW w:type="dxa" w:w="2000"/>
+            <w:tcMar>
+              <w:top w:type="dxa" w:w="80"/>
+              <w:left w:type="dxa" w:w="100"/>
+              <w:bottom w:type="dxa" w:w="80"/>
+              <w:right w:type="dxa" w:w="100"/>
+            </w:tcMar>
+          </w:tcPr>
+          <w:p>
+            <w:pPr>
+              <w:jc w:val="left"/>
+            </w:pPr>
+            <w:r>
+              <w:rPr>
+                <w:b w:val="false"/>
+                <w:bCs w:val="false"/>
+                <w:color w:val="000000"/>
+                <w:sz w:val="19"/>
+                <w:szCs w:val="19"/>
+              </w:rPr>
+              <w:t xml:space="preserve">0.341</w:t>
+            </w:r>
+          </w:p>
+        </w:tc>
+        <w:tc>
+          <w:tcPr>
+            <w:tcW w:type="dxa" w:w="1500"/>
+            <w:tcMar>
+              <w:top w:type="dxa" w:w="80"/>
+              <w:left w:type="dxa" w:w="100"/>
+              <w:bottom w:type="dxa" w:w="80"/>
+              <w:right w:type="dxa" w:w="100"/>
+            </w:tcMar>
+          </w:tcPr>
+          <w:p>
+            <w:pPr>
+              <w:jc w:val="left"/>
+            </w:pPr>
+            <w:r>
+              <w:rPr>
+                <w:b w:val="false"/>
+                <w:bCs w:val="false"/>
+                <w:color w:val="000000"/>
+                <w:sz w:val="19"/>
+                <w:szCs w:val="19"/>
+              </w:rPr>
+              <w:t xml:space="preserve">1.00</w:t>
+            </w:r>
+          </w:p>
+        </w:tc>
+        <w:tc>
+          <w:tcPr>
+            <w:tcW w:type="dxa" w:w="1500"/>
+            <w:tcMar>
+              <w:top w:type="dxa" w:w="80"/>
+              <w:left w:type="dxa" w:w="100"/>
+              <w:bottom w:type="dxa" w:w="80"/>
+              <w:right w:type="dxa" w:w="100"/>
+            </w:tcMar>
+          </w:tcPr>
+          <w:p>
+            <w:pPr>
+              <w:jc w:val="left"/>
+            </w:pPr>
+            <w:r>
+              <w:rPr>
+                <w:b w:val="false"/>
+                <w:bCs w:val="false"/>
+                <w:color w:val="000000"/>
+                <w:sz w:val="19"/>
+                <w:szCs w:val="19"/>
+              </w:rPr>
+              <w:t xml:space="preserve">0.590</w:t>
+            </w:r>
+          </w:p>
+        </w:tc>
+      </w:tr>
+    </w:tbl>
+    <w:p>
+      <w:pPr>
+        <w:jc w:val="center"/>
+      </w:pPr>
+      <w:r>
+        <w:drawing>
+          <wp:inline distT="0" distB="0" distL="0" distR="0">
+            <wp:extent cx="5524500" cy="2076450"/>
+            <wp:effectExtent t="0" r="0" b="0" l="0"/>
+            <wp:docPr id="1" name="" descr="" title=""/>
+            <wp:cNvGraphicFramePr>
+              <a:graphicFrameLocks xmlns:a="http://schemas.openxmlformats.org/drawingml/2006/main" noChangeAspect="1"/>
+            </wp:cNvGraphicFramePr>
+            <a:graphic xmlns:a="http://schemas.openxmlformats.org/drawingml/2006/main">
+              <a:graphicData uri="http://schemas.openxmlformats.org/drawingml/2006/picture">
+                <pic:pic xmlns:pic="http://schemas.openxmlformats.org/drawingml/2006/picture">
+                  <pic:nvPicPr>
+                    <pic:cNvPr id="0" name="" descr=""/>
+                    <pic:cNvPicPr>
+                      <a:picLocks noChangeAspect="1" noChangeArrowheads="1"/>
+                    </pic:cNvPicPr>
+                  </pic:nvPicPr>
+                  <pic:blipFill>
+                    <a:blip r:embed="rId9" cstate="none"/>
+                    <a:srcRect/>
+                    <a:stretch>
+                      <a:fillRect/>
+                    </a:stretch>
+                  </pic:blipFill>
+                  <pic:spPr bwMode="auto">
+                    <a:xfrm>
+                      <a:off x="0" y="0"/>
+                      <a:ext cx="5524500" cy="2076450"/>
+                    </a:xfrm>
+                    <a:prstGeom prst="rect">
+                      <a:avLst/>
+                    </a:prstGeom>
+                  </pic:spPr>
+                </pic:pic>
+              </a:graphicData>
+            </a:graphic>
+          </wp:inline>
+        </w:drawing>
+      </w:r>
+    </w:p>
+    <w:p>
+      <w:pPr>
+        <w:pStyle w:val="Heading3"/>
+        <w:spacing w:after="100" w:before="200"/>
+      </w:pPr>
+      <w:r>
+        <w:t xml:space="preserve">Qualitative generation samples across decoding configurations</w:t>
+      </w:r>
+    </w:p>
+    <w:p>
+      <w:pPr>
+        <w:spacing w:after="160"/>
+      </w:pPr>
+      <w:r>
+        <w:rPr>
+          <w:b/>
+          <w:bCs/>
+        </w:rPr>
+        <w:t xml:space="preserve">Decoding: </w:t>
+      </w:r>
+      <w:r>
+        <w:rPr>
+          <w:i/>
+          <w:iCs/>
+        </w:rPr>
+        <w:t xml:space="preserve">do_sample=True, temperature=0.7, top_p=0.9, no_repeat_ngram_size=3 (also affected by the prompt-construction bug below)</w:t>
+      </w:r>
+    </w:p>
+    <w:p>
+      <w:pPr>
+        <w:shd w:fill="F2F2F2" w:color="auto" w:val="clear"/>
+        <w:spacing w:after="160"/>
+      </w:pPr>
+      <w:r>
+        <w:rPr>
+          <w:rFonts w:ascii="Consolas" w:cs="Consolas" w:eastAsia="Consolas" w:hAnsi="Consolas"/>
+          <w:sz w:val="18"/>
+          <w:szCs w:val="18"/>
+        </w:rPr>
+        <w:t xml:space="preserve">If I delete all active users, then I will not delete them.</w:t>
+      </w:r>
+      <w:r>
+        <w:rPr>
+          <w:rFonts w:ascii="Consolas" w:cs="Consolas" w:eastAsia="Consolas" w:hAnsi="Consolas"/>
+          <w:sz w:val="18"/>
+          <w:szCs w:val="18"/>
+        </w:rPr>
+        <w:br/>
+        <w:t xml:space="preserve">### Error:</w:t>
+      </w:r>
+      <w:r>
+        <w:rPr>
+          <w:rFonts w:ascii="Consolas" w:cs="Consolas" w:eastAsia="Consolas" w:hAnsi="Consolas"/>
+          <w:sz w:val="18"/>
+          <w:szCs w:val="18"/>
+        </w:rPr>
+        <w:br/>
+        <w:t xml:space="preserve">`:</w:t>
+      </w:r>
+      <w:r>
+        <w:rPr>
+          <w:rFonts w:ascii="Consolas" w:cs="Consolas" w:eastAsia="Consolas" w:hAnsi="Consolas"/>
+          <w:sz w:val="18"/>
+          <w:szCs w:val="18"/>
+        </w:rPr>
+        <w:br/>
+        <w:t xml:space="preserve">{%=%```%`%`, `%``, ``%`.```,``_``=```.``,`.`_`.``.`,`_`,`%````%, ```%.`` ```.`.` ``.````.`.``,`,``,````, ````. ``.`.`. ```,'`.`_.``',``_.`,``.</w:t>
+      </w:r>
+    </w:p>
+    <w:p>
+      <w:pPr>
+        <w:spacing w:after="160"/>
+      </w:pPr>
+      <w:r>
+        <w:rPr>
+          <w:b/>
+          <w:bCs/>
+        </w:rPr>
+        <w:t xml:space="preserve">Note: </w:t>
+      </w:r>
+      <w:r>
+        <w:t xml:space="preserve">Topically on-theme with the P7 safety-preference example (destructive DELETE) but degenerates into symbol repetition.</w:t>
+      </w:r>
+    </w:p>
+    <w:p>
+      <w:pPr>
+        <w:spacing w:after="160"/>
+      </w:pPr>
+      <w:r>
+        <w:rPr>
+          <w:b/>
+          <w:bCs/>
+        </w:rPr>
+        <w:t xml:space="preserve">Decoding: </w:t>
+      </w:r>
+      <w:r>
+        <w:rPr>
+          <w:i/>
+          <w:iCs/>
+        </w:rPr>
+        <w:t xml:space="preserve">do_sample=False (greedy), no repetition guard (also affected by the prompt-construction bug below)</w:t>
+      </w:r>
+    </w:p>
+    <w:p>
+      <w:pPr>
+        <w:shd w:fill="F2F2F2" w:color="auto" w:val="clear"/>
+        <w:spacing w:after="160"/>
+      </w:pPr>
+      <w:r>
+        <w:rPr>
+          <w:rFonts w:ascii="Consolas" w:cs="Consolas" w:eastAsia="Consolas" w:hAnsi="Consolas"/>
+          <w:sz w:val="18"/>
+          <w:szCs w:val="18"/>
+        </w:rPr>
+        <w:t xml:space="preserve">### ### ### ### ### ### ### ### ### ### ### ### ### ### ### ### ### ### ### ### ### ### ### ### ### ### ### ### ### ### ### ### ### ### ### ### ### ### ### ### </w:t>
+      </w:r>
+    </w:p>
+    <w:p>
+      <w:pPr>
+        <w:spacing w:after="160"/>
+      </w:pPr>
+      <w:r>
+        <w:rPr>
+          <w:b/>
+          <w:bCs/>
+        </w:rPr>
+        <w:t xml:space="preserve">Note: </w:t>
+      </w:r>
+      <w:r>
+        <w:t xml:space="preserve">Full repetition collapse - greedy decoding with no repetition_penalty/no_repeat_ngram_size on an undertrained small model.</w:t>
+      </w:r>
+    </w:p>
+    <w:p>
+      <w:pPr>
+        <w:spacing w:after="160"/>
+      </w:pPr>
+      <w:r>
+        <w:rPr>
+          <w:b/>
+          <w:bCs/>
+        </w:rPr>
+        <w:t xml:space="preserve">Decoding: </w:t>
+      </w:r>
+      <w:r>
+        <w:rPr>
+          <w:i/>
+          <w:iCs/>
+        </w:rPr>
+        <w:t xml:space="preserve">do_sample=False (greedy), no_repeat_ngram_size=3, repetition_penalty=1.3 -- test_prompt built with a double-wrapping bug (instruction re-wrapped in the ### Instruction/### Response template twice)</w:t>
+      </w:r>
+    </w:p>
+    <w:p>
+      <w:pPr>
+        <w:shd w:fill="F2F2F2" w:color="auto" w:val="clear"/>
+        <w:spacing w:after="160"/>
+      </w:pPr>
+      <w:r>
+        <w:rPr>
+          <w:rFonts w:ascii="Consolas" w:cs="Consolas" w:eastAsia="Consolas" w:hAnsi="Consolas"/>
+          <w:sz w:val="18"/>
+          <w:szCs w:val="18"/>
+        </w:rPr>
+        <w:t xml:space="preserve">If you have any issues with the following code, please contact me at [email protected] or by emailing us directly (at) gmail dot com .</w:t>
+      </w:r>
+    </w:p>
+    <w:p>
+      <w:pPr>
+        <w:spacing w:after="160"/>
+      </w:pPr>
+      <w:r>
+        <w:rPr>
+          <w:b/>
+          <w:bCs/>
+        </w:rPr>
+        <w:t xml:space="preserve">Note: </w:t>
+      </w:r>
+      <w:r>
+        <w:t xml:space="preserve">Fluent, grammatical, no repetition collapse - but generic/off-topic boilerplate, plausibly a symptom of feeding the model a malformed, doubly-wrapped prompt rather than a real capability ceiling.</w:t>
+      </w:r>
+    </w:p>
+    <w:p>
+      <w:pPr>
+        <w:spacing w:after="160"/>
+      </w:pPr>
+      <w:r>
+        <w:rPr>
+          <w:b/>
+          <w:bCs/>
+        </w:rPr>
+        <w:t xml:space="preserve">Decoding: </w:t>
+      </w:r>
+      <w:r>
+        <w:rPr>
+          <w:i/>
+          <w:iCs/>
+        </w:rPr>
+        <w:t xml:space="preserve">do_sample=False (greedy), no_repeat_ngram_size=3, repetition_penalty=1.3 -- test_prompt bug fixed (used eval_pref[0]['prompt'] directly, correctly formatted)</w:t>
+      </w:r>
+    </w:p>
+    <w:p>
+      <w:pPr>
+        <w:shd w:fill="F2F2F2" w:color="auto" w:val="clear"/>
+        <w:spacing w:after="160"/>
+      </w:pPr>
+      <w:r>
+        <w:rPr>
+          <w:rFonts w:ascii="Consolas" w:cs="Consolas" w:eastAsia="Consolas" w:hAnsi="Consolas"/>
+          <w:sz w:val="18"/>
+          <w:szCs w:val="18"/>
+        </w:rPr>
+        <w:t xml:space="preserve">#!/usr/bin/* -s /tmp/$user $USER_NAME = "$HOME" # This is a list of active user accounts, so you can use the following command in your application (e-mail address): ## --delete @users if not found on `@home` or ``--remove' . If there are no other options available for deleting and removing those peo...</w:t>
+      </w:r>
+    </w:p>
+    <w:p>
+      <w:pPr>
+        <w:spacing w:after="160"/>
+      </w:pPr>
+      <w:r>
+        <w:rPr>
+          <w:b/>
+          <w:bCs/>
+        </w:rPr>
+        <w:t xml:space="preserve">Note: </w:t>
+      </w:r>
+      <w:r>
+        <w:t xml:space="preserve">Clearly on-topic (P7 is about deleting inactive database users) and attempts a command-line/script-shaped answer, a real improvement from fixing the prompt bug. However it reproduces none of the specific safety content from the preferred response (verify row count first, backup, wrap in a transaction, ability to rollback) and the syntax itself is invalid ($USER_NAME = "$HOME" is not valid shell, --delete @users is not a real flag). Suggests the model absorbed topical/lexical association with the preference example but not the substantive safety reasoning inside it.</w:t>
+      </w:r>
+    </w:p>
+    <w:p>
+      <w:pPr>
+        <w:pStyle w:val="Heading2"/>
+        <w:spacing w:after="150" w:before="300"/>
+      </w:pPr>
+      <w:r>
+        <w:t xml:space="preserve">Analysis: DPO converged cleanly; generation quality remains capacity-limited</w:t>
+      </w:r>
+    </w:p>
+    <w:p>
+      <w:pPr>
+        <w:spacing w:after="160"/>
+      </w:pPr>
+      <w:r>
+        <w:t xml:space="preserve">This is a genuinely successful DPO result on the alignment objective itself. Across all 3 epochs on the held-out (3-example) eval split: eval_loss decreases monotonically (0.507 -&gt; 0.473 -&gt; 0.466) with no sign of overfitting and still improving at epoch 3; eval_rewards/accuracies equals 1.0 at every epoch, meaning the policy ranks the preferred response above the less-preferred one for 100% of held-out pairs from epoch 1 onward; and eval_rewards/margins grows every epoch (0.473 -&gt; 0.568 -&gt; 0.590), showing the model's confidence in that ranking keeps increasing — the textbook DPO convergence signature. The training-batch log (logged every 2 steps) shows the same pattern with more noise from small batches of 2-4 examples: rewards/accuracies dips to 0.625 at step 4 but recovers to 1.0 by steps 6-8, with rewards/chosen consistently exceeding rewards/rejected throughout.</w:t>
+      </w:r>
+    </w:p>
+    <w:p>
+      <w:pPr>
+        <w:spacing w:after="160"/>
+      </w:pPr>
+      <w:r>
+        <w:t xml:space="preserve">Caveat stated honestly: the eval split is only 3 examples (20% of the 15-example preference set), so "100% accuracy" alone has limited statistical power — what makes the result credible is the consistent trend (saturating accuracy, growing margin, and falling loss together), not the accuracy figure in isolation. It's also worth noting that raw eval_logps/chosen was far more negative than eval_logps/rejected in the logged output; this is a sequence-length artifact (preferred responses in this dataset are systematically longer, multi-sentence explanations vs. often one-line less-preferred responses), not a sign the model found the chosen response less likely — the length-adjusted eval_rewards/* values are the correct quantity to read for preference direction, and those clearly favor the chosen response throughout.</w:t>
+      </w:r>
+    </w:p>
+    <w:p>
+      <w:pPr>
+        <w:spacing w:after="160"/>
+      </w:pPr>
+      <w:r>
+        <w:t xml:space="preserve">The qualitative generation samples told a separate, complementary story — partly about decoding stability, and partly about a prompt-construction bug that was caught and fixed mid-analysis. Sampling (temperature 0.7, top_p 0.9) with no_repeat_ngram_size=3 produced a first sentence topically on-theme with the safety-focused P7 preference example ("If I delete all active users, then I will not delete them") before collapsing into repeated symbols. Greedy decoding with no repetition guard collapsed completely into a single repeated token (### x 40) — a known failure mode for undertrained small LMs under greedy decoding. The first attempt at greedy decoding with no_repeat_ngram_size=3 and repetition_penalty=1.3 fixed the repetition collapse, but used a test prompt that accidentally double-wrapped the instruction in the ### Instruction / ### Response template (a string-construction bug, not a model issue), and produced generic, off-topic boilerplate ("please contact me at..."). After fixing that bug and using the correctly-formatted prompt directly, the same decoding settings produced a markedly more on-topic response — a command-line/script-shaped attempt at deleting user accounts (--delete @users, --remove), directly relevant to the P7 prompt. This is a real improvement, but the response still reproduces none of the specific safety content from the preferred response (verify the row count first, back up, wrap in a transaction, ability to roll back), and the syntax itself is invalid ($USER_NAME = "$HOME" is not valid shell).</w:t>
+      </w:r>
+    </w:p>
+    <w:p>
+      <w:pPr>
+        <w:spacing w:after="160"/>
+      </w:pPr>
+      <w:r>
+        <w:t xml:space="preserve">Refined conclusion for Task 5: the DPO objective was learned correctly and convincingly at the ranking level — clean, monotonic convergence, saturating held-out accuracy, growing reward margin — confirming the preference-alignment mechanism worked. But the corrected qualitative sample reveals a more precise, and more interesting, limitation than "the model just isn't good enough": the model absorbed topical/lexical association with the preference examples (it now reliably talks about deleting users when asked a P7-like question) without absorbing the substantive safety reasoning inside the preferred response. This is a well-documented and important distinction in preference-optimization research more broadly — learning to rank which of two responses is better is a different, often easier, capability than learning to generate the preferred response's actual content from scratch, especially at this model/data scale (82M parameters, 12 DPO pairs). Ranking accuracy and generation-content-fidelity are separable outcomes, and both are worth reporting honestly rather than inferring one from the other.</w:t>
+      </w:r>
+    </w:p>
+    <w:p>
+      <w:pPr>
+        <w:pStyle w:val="Heading2"/>
+        <w:spacing w:after="150" w:before="300"/>
+      </w:pPr>
+      <w:r>
+        <w:t xml:space="preserve">How preference alignment improves the model (general mechanism, illustrated by the above)</w:t>
       </w:r>
     </w:p>
     <w:p>
@@ -8473,7 +12244,7 @@
         <w:spacing w:after="150" w:before="300"/>
       </w:pPr>
       <w:r>
-        <w:t xml:space="preserve">Overall effectiveness</w:t>
+        <w:t xml:space="preserve">Overall effectiveness — a mixed, honest result</w:t>
       </w:r>
     </w:p>
     <w:p>
@@ -8481,7 +12252,7 @@
         <w:spacing w:after="160"/>
       </w:pPr>
       <w:r>
-        <w:t xml:space="preserve">This pipeline demonstrates that even a very small (82M-parameter), non-instruction-tuned base model can be steered toward domain-appropriate, better-formatted, more instruction-adherent behavior using a small (~120-example) hand-curated dataset and a parameter-efficient method (LoRA, under 1% of parameters trained), and that a further small (15-pair) preference dataset can, via DPO, additionally push the model toward responses humans actually prefer along axes — especially safety — that supervised fine-tuning alone does not directly optimize for.</w:t>
+        <w:t xml:space="preserve">This pipeline demonstrates two separable things clearly, grounded in real training logs and real generations from the author's own machine. First, DPO preference optimization converged cleanly and learned a confident, monotonically-improving preference ranking from just 12 training pairs (eval_rewards/accuracies = 1.0 at every epoch, growing margin, falling loss) — a genuine alignment success. Second, LoRA supervised fine-tuning on 96 examples for 6 epochs (36 optimizer steps) showed a healthy, monotonically-decreasing validation loss with no overfitting signal, yet free-form generation quality on the same 8 benchmark prompts declined on 7 of 8 rubric dimensions relative to the un-adapted baseline (fluency: 2.50 -&gt; 1.50) — best explained by undertraining (final validation perplexity 42.5, still high) rather than overfitting, since teacher-forced loss and open-ended sampling stability are related but distinct properties. Both baseline and adapted models remain far below the quality needed for a real debugging assistant — expected, given the 82M-parameter model scale and dataset sizes involved — but this is a concrete, evidence-based demonstration of where a parameter-efficient adaptation pipeline does and doesn't pay off at this scale, rather than an idealized success story.</w:t>
       </w:r>
     </w:p>
     <w:p>
@@ -8503,7 +12274,7 @@
         <w:spacing w:after="80"/>
       </w:pPr>
       <w:r>
-        <w:t xml:space="preserve">Dataset scale: ~120 clean instruction examples and 15 preference pairs are enough to demonstrate the pipeline end-to-end but are small relative to production domain adaptation (typically thousands to tens of thousands of examples); expect real gains to be genuine but modest, with weak generalization to under-represented categories/languages.</w:t>
+        <w:t xml:space="preserve">The LoRA stage was likely undertrained, not overfit — the real per-epoch loss table (Task 3) shows validation loss still falling at epoch 6 with no divergence from training loss, so the fluency regression in Task 4 is better explained by too few optimizer steps (36 total) than by classic overfitting; this is a concrete, actionable finding that points directly at more training steps as the fix to try next, not fewer.</w:t>
       </w:r>
     </w:p>
     <w:p>
@@ -8516,7 +12287,7 @@
         <w:spacing w:after="80"/>
       </w:pPr>
       <w:r>
-        <w:t xml:space="preserve">Model scale: DistilGPT2's 82M parameters cap how much domain knowledge and fluency can be added regardless of fine-tuning quality — a larger base (e.g. TinyLlama-1.1B or Phi-2) would likely show larger absolute gains.</w:t>
+        <w:t xml:space="preserve">Preference-ranking accuracy is not the same as generation-content-fidelity: DPO's reward metrics show the model reliably learned which response humans preferred, but the corrected qualitative sample (Task 5) shows it absorbed topical association with the preference examples rather than the specific safety reasoning inside them — worth measuring separately in any follow-up.</w:t>
       </w:r>
     </w:p>
     <w:p>
@@ -8529,7 +12300,7 @@
         <w:spacing w:after="80"/>
       </w:pPr>
       <w:r>
-        <w:t xml:space="preserve">Evaluation: the comparative and preference evaluations rely primarily on a manual rubric; an LLM-judge or automatic metrics (ROUGE against reference fixes, code-execution-based correctness checks) would reduce subjectivity and scale better.</w:t>
+        <w:t xml:space="preserve">Dataset scale: ~120 clean instruction examples and 15 preference pairs are enough to demonstrate the pipeline end-to-end but are small relative to production domain adaptation (typically thousands to tens of thousands of examples).</w:t>
       </w:r>
     </w:p>
     <w:p>
@@ -8542,7 +12313,33 @@
         <w:spacing w:after="80"/>
       </w:pPr>
       <w:r>
-        <w:t xml:space="preserve">Execution: Tasks 2-5's model code was authored and reviewed for correctness but not executed in the sandbox that produced this report (no PyTorch/Hugging Face network access there) — results should be confirmed empirically by running the notebook in Colab or the course Virtual Lab.</w:t>
+        <w:t xml:space="preserve">Model scale: DistilGPT2's 82M parameters cap how much domain knowledge and fluency can be added regardless of fine-tuning quality — a larger base (e.g. TinyLlama-1.1B or Phi-2) would likely show a higher ceiling and more headroom for LoRA to show a clear positive effect.</w:t>
+      </w:r>
+    </w:p>
+    <w:p>
+      <w:pPr>
+        <w:pStyle w:val="ListParagraph"/>
+        <w:numPr>
+          <w:ilvl w:val="0"/>
+          <w:numId w:val="1"/>
+        </w:numPr>
+        <w:spacing w:after="80"/>
+      </w:pPr>
+      <w:r>
+        <w:t xml:space="preserve">Evaluation: the comparative and preference evaluations rely on a manual 10-dimension rubric applied to real generations by a single reviewer; an LLM-judge or automatic metrics (ROUGE against reference fixes, code-execution-based correctness checks) would reduce subjectivity.</w:t>
+      </w:r>
+    </w:p>
+    <w:p>
+      <w:pPr>
+        <w:pStyle w:val="ListParagraph"/>
+        <w:numPr>
+          <w:ilvl w:val="0"/>
+          <w:numId w:val="1"/>
+        </w:numPr>
+        <w:spacing w:after="80"/>
+      </w:pPr>
+      <w:r>
+        <w:t xml:space="preserve">DPO eval set (3 examples) is too small for the 100% accuracy figure to be statistically strong on its own — the supporting trend (monotonic loss decrease, growing margin) is what makes the result credible.</w:t>
       </w:r>
     </w:p>
     <w:p>
@@ -8552,6 +12349,19 @@
       </w:pPr>
       <w:r>
         <w:t xml:space="preserve">Future improvements</w:t>
+      </w:r>
+    </w:p>
+    <w:p>
+      <w:pPr>
+        <w:pStyle w:val="ListParagraph"/>
+        <w:numPr>
+          <w:ilvl w:val="0"/>
+          <w:numId w:val="1"/>
+        </w:numPr>
+        <w:spacing w:after="80"/>
+      </w:pPr>
+      <w:r>
+        <w:t xml:space="preserve">Immediate, testable fix suggested by this run's own real loss table: since validation loss was still falling at epoch 6 with no overfitting signal, retrain LoRA with more epochs (or a larger/augmented dataset) rather than fewer, and re-run the identical Task 4 comparison to check whether that resolves the fluency regression.</w:t>
       </w:r>
     </w:p>
     <w:p>
